--- a/Renuncia/Informe de fin de gestión_Carlos_Anchundia_2026.docx
+++ b/Renuncia/Informe de fin de gestión_Carlos_Anchundia_2026.docx
@@ -1,6 +1,6 @@
 
 <file path=word/document.xml><?xml version="1.0" encoding="utf-8"?>
-<w:document xmlns:wpc="http://schemas.microsoft.com/office/word/2010/wordprocessingCanvas" xmlns:cx="http://schemas.microsoft.com/office/drawing/2014/chartex" xmlns:cx1="http://schemas.microsoft.com/office/drawing/2015/9/8/chartex" xmlns:cx2="http://schemas.microsoft.com/office/drawing/2015/10/21/chartex" xmlns:cx3="http://schemas.microsoft.com/office/drawing/2016/5/9/chartex" xmlns:cx4="http://schemas.microsoft.com/office/drawing/2016/5/10/chartex" xmlns:cx5="http://schemas.microsoft.com/office/drawing/2016/5/11/chartex" xmlns:cx6="http://schemas.microsoft.com/office/drawing/2016/5/12/chartex" xmlns:cx7="http://schemas.microsoft.com/office/drawing/2016/5/13/chartex" xmlns:cx8="http://schemas.microsoft.com/office/drawing/2016/5/14/chartex" xmlns:mc="http://schemas.openxmlformats.org/markup-compatibility/2006" xmlns:aink="http://schemas.microsoft.com/office/drawing/2016/ink" xmlns:am3d="http://schemas.microsoft.com/office/drawing/2017/model3d" xmlns:o="urn:schemas-microsoft-com:office:office" xmlns:oel="http://schemas.microsoft.com/office/2019/extlst" xmlns:r="http://schemas.openxmlformats.org/officeDocument/2006/relationships" xmlns:m="http://schemas.openxmlformats.org/officeDocument/2006/math" xmlns:v="urn:schemas-microsoft-com:vml" xmlns:wp14="http://schemas.microsoft.com/office/word/2010/wordprocessingDrawing" xmlns:wp="http://schemas.openxmlformats.org/drawingml/2006/wordprocessingDrawing" xmlns:w10="urn:schemas-microsoft-com:office:word" xmlns:w="http://schemas.openxmlformats.org/wordprocessingml/2006/main" xmlns:w14="http://schemas.microsoft.com/office/word/2010/wordml" xmlns:w15="http://schemas.microsoft.com/office/word/2012/wordml" xmlns:w16cei="http://schemas.microsoft.com/office/word/2026/wordml/cei" xmlns:w16cex="http://schemas.microsoft.com/office/word/2018/wordml/cex" xmlns:w16cid="http://schemas.microsoft.com/office/word/2016/wordml/cid" xmlns:w16="http://schemas.microsoft.com/office/word/2018/wordml" xmlns:w16du="http://schemas.microsoft.com/office/word/2023/wordml/word16du" xmlns:w16sdtdh="http://schemas.microsoft.com/office/word/2020/wordml/sdtdatahash" xmlns:w16sdtfl="http://schemas.microsoft.com/office/word/2024/wordml/sdtformatlock" xmlns:w16se="http://schemas.microsoft.com/office/word/2015/wordml/symex" xmlns:wpg="http://schemas.microsoft.com/office/word/2010/wordprocessingGroup" xmlns:wpi="http://schemas.microsoft.com/office/word/2010/wordprocessingInk" xmlns:wne="http://schemas.microsoft.com/office/word/2006/wordml" xmlns:wps="http://schemas.microsoft.com/office/word/2010/wordprocessingShape" mc:Ignorable="w14 w15 w16se w16cid w16 w16cex w16sdtdh w16sdtfl w16du wp14">
+<w:document xmlns:wpc="http://schemas.microsoft.com/office/word/2010/wordprocessingCanvas" xmlns:cx="http://schemas.microsoft.com/office/drawing/2014/chartex" xmlns:cx1="http://schemas.microsoft.com/office/drawing/2015/9/8/chartex" xmlns:cx2="http://schemas.microsoft.com/office/drawing/2015/10/21/chartex" xmlns:cx3="http://schemas.microsoft.com/office/drawing/2016/5/9/chartex" xmlns:cx4="http://schemas.microsoft.com/office/drawing/2016/5/10/chartex" xmlns:cx5="http://schemas.microsoft.com/office/drawing/2016/5/11/chartex" xmlns:cx6="http://schemas.microsoft.com/office/drawing/2016/5/12/chartex" xmlns:cx7="http://schemas.microsoft.com/office/drawing/2016/5/13/chartex" xmlns:cx8="http://schemas.microsoft.com/office/drawing/2016/5/14/chartex" xmlns:mc="http://schemas.openxmlformats.org/markup-compatibility/2006" xmlns:aink="http://schemas.microsoft.com/office/drawing/2016/ink" xmlns:am3d="http://schemas.microsoft.com/office/drawing/2017/model3d" xmlns:o="urn:schemas-microsoft-com:office:office" xmlns:oel="http://schemas.microsoft.com/office/2019/extlst" xmlns:r="http://schemas.openxmlformats.org/officeDocument/2006/relationships" xmlns:m="http://schemas.openxmlformats.org/officeDocument/2006/math" xmlns:v="urn:schemas-microsoft-com:vml" xmlns:wp14="http://schemas.microsoft.com/office/word/2010/wordprocessingDrawing" xmlns:wp="http://schemas.openxmlformats.org/drawingml/2006/wordprocessingDrawing" xmlns:w10="urn:schemas-microsoft-com:office:word" xmlns:w="http://schemas.openxmlformats.org/wordprocessingml/2006/main" xmlns:w14="http://schemas.microsoft.com/office/word/2010/wordml" xmlns:w15="http://schemas.microsoft.com/office/word/2012/wordml" xmlns:w16cex="http://schemas.microsoft.com/office/word/2018/wordml/cex" xmlns:w16cid="http://schemas.microsoft.com/office/word/2016/wordml/cid" xmlns:w16="http://schemas.microsoft.com/office/word/2018/wordml" xmlns:w16du="http://schemas.microsoft.com/office/word/2023/wordml/word16du" xmlns:w16sdtdh="http://schemas.microsoft.com/office/word/2020/wordml/sdtdatahash" xmlns:w16sdtfl="http://schemas.microsoft.com/office/word/2024/wordml/sdtformatlock" xmlns:w16se="http://schemas.microsoft.com/office/word/2015/wordml/symex" xmlns:wpg="http://schemas.microsoft.com/office/word/2010/wordprocessingGroup" xmlns:wpi="http://schemas.microsoft.com/office/word/2010/wordprocessingInk" xmlns:wne="http://schemas.microsoft.com/office/word/2006/wordml" xmlns:wps="http://schemas.microsoft.com/office/word/2010/wordprocessingShape" mc:Ignorable="w14 w15 w16se w16cid w16 w16cex w16sdtdh w16sdtfl w16du wp14">
   <w:body>
     <w:p>
       <w:pPr>
@@ -115,6 +115,8 @@
         <w:jc w:val="both"/>
         <w:rPr>
           <w:rFonts w:ascii="Aptos" w:hAnsi="Aptos" w:cs="Arial"/>
+          <w:b/>
+          <w:bCs/>
           <w:sz w:val="20"/>
           <w:szCs w:val="20"/>
         </w:rPr>
@@ -146,6 +148,8 @@
       <w:r>
         <w:rPr>
           <w:rFonts w:ascii="Aptos" w:hAnsi="Aptos" w:cs="Arial"/>
+          <w:b/>
+          <w:bCs/>
           <w:sz w:val="20"/>
           <w:szCs w:val="20"/>
         </w:rPr>
@@ -383,31 +387,7 @@
           <w:sz w:val="20"/>
           <w:szCs w:val="20"/>
         </w:rPr>
-        <w:t>/</w:t>
-      </w:r>
-      <w:r>
-        <w:rPr>
-          <w:rFonts w:ascii="Aptos" w:hAnsi="Aptos" w:cs="Arial"/>
-          <w:sz w:val="20"/>
-          <w:szCs w:val="20"/>
-        </w:rPr>
-        <w:t>09</w:t>
-      </w:r>
-      <w:r>
-        <w:rPr>
-          <w:rFonts w:ascii="Aptos" w:hAnsi="Aptos" w:cs="Arial"/>
-          <w:sz w:val="20"/>
-          <w:szCs w:val="20"/>
-        </w:rPr>
-        <w:t>/</w:t>
-      </w:r>
-      <w:r>
-        <w:rPr>
-          <w:rFonts w:ascii="Aptos" w:hAnsi="Aptos" w:cs="Arial"/>
-          <w:sz w:val="20"/>
-          <w:szCs w:val="20"/>
-        </w:rPr>
-        <w:t>26</w:t>
+        <w:t xml:space="preserve"> de septiembre de 2026</w:t>
       </w:r>
     </w:p>
     <w:p>
@@ -579,7 +559,7 @@
     </w:p>
     <w:tbl>
       <w:tblPr>
-        <w:tblW w:w="0" w:type="auto"/>
+        <w:tblW w:w="8075" w:type="dxa"/>
         <w:tblBorders>
           <w:top w:val="single" w:sz="4" w:space="0" w:color="auto"/>
           <w:left w:val="single" w:sz="4" w:space="0" w:color="auto"/>
@@ -588,19 +568,20 @@
           <w:insideH w:val="single" w:sz="4" w:space="0" w:color="auto"/>
           <w:insideV w:val="single" w:sz="4" w:space="0" w:color="auto"/>
         </w:tblBorders>
+        <w:tblLayout w:type="fixed"/>
         <w:tblLook w:val="04A0" w:firstRow="1" w:lastRow="0" w:firstColumn="1" w:lastColumn="0" w:noHBand="0" w:noVBand="1"/>
       </w:tblPr>
       <w:tblGrid>
-        <w:gridCol w:w="941"/>
-        <w:gridCol w:w="1277"/>
-        <w:gridCol w:w="3487"/>
-        <w:gridCol w:w="1011"/>
-        <w:gridCol w:w="1210"/>
+        <w:gridCol w:w="1125"/>
+        <w:gridCol w:w="1291"/>
+        <w:gridCol w:w="2257"/>
+        <w:gridCol w:w="2082"/>
+        <w:gridCol w:w="1320"/>
       </w:tblGrid>
       <w:tr>
         <w:tc>
           <w:tcPr>
-            <w:tcW w:w="1035" w:type="dxa"/>
+            <w:tcW w:w="1125" w:type="dxa"/>
             <w:vAlign w:val="center"/>
           </w:tcPr>
           <w:p>
@@ -626,7 +607,7 @@
         </w:tc>
         <w:tc>
           <w:tcPr>
-            <w:tcW w:w="1433" w:type="dxa"/>
+            <w:tcW w:w="1291" w:type="dxa"/>
             <w:vAlign w:val="center"/>
           </w:tcPr>
           <w:p>
@@ -652,7 +633,7 @@
         </w:tc>
         <w:tc>
           <w:tcPr>
-            <w:tcW w:w="2973" w:type="dxa"/>
+            <w:tcW w:w="2257" w:type="dxa"/>
             <w:vAlign w:val="center"/>
           </w:tcPr>
           <w:p>
@@ -718,7 +699,7 @@
         </w:tc>
         <w:tc>
           <w:tcPr>
-            <w:tcW w:w="1128" w:type="dxa"/>
+            <w:tcW w:w="2082" w:type="dxa"/>
             <w:vAlign w:val="center"/>
           </w:tcPr>
           <w:p>
@@ -753,7 +734,7 @@
         </w:tc>
         <w:tc>
           <w:tcPr>
-            <w:tcW w:w="1357" w:type="dxa"/>
+            <w:tcW w:w="1320" w:type="dxa"/>
             <w:vAlign w:val="center"/>
           </w:tcPr>
           <w:p>
@@ -784,7 +765,7 @@
         </w:trPr>
         <w:tc>
           <w:tcPr>
-            <w:tcW w:w="1035" w:type="dxa"/>
+            <w:tcW w:w="1125" w:type="dxa"/>
           </w:tcPr>
           <w:p>
             <w:pPr>
@@ -809,23 +790,13 @@
                 <w:sz w:val="18"/>
                 <w:szCs w:val="18"/>
               </w:rPr>
-              <w:t xml:space="preserve"> estructura base para proyectos </w:t>
-            </w:r>
-            <w:proofErr w:type="spellStart"/>
-            <w:r>
-              <w:rPr>
-                <w:rFonts w:ascii="Aptos" w:hAnsi="Aptos" w:cs="Arial"/>
-                <w:sz w:val="18"/>
-                <w:szCs w:val="18"/>
-              </w:rPr>
-              <w:t>frontend</w:t>
-            </w:r>
-            <w:proofErr w:type="spellEnd"/>
+              <w:t xml:space="preserve"> estructura base para proyectos frontend</w:t>
+            </w:r>
           </w:p>
         </w:tc>
         <w:tc>
           <w:tcPr>
-            <w:tcW w:w="1433" w:type="dxa"/>
+            <w:tcW w:w="1291" w:type="dxa"/>
           </w:tcPr>
           <w:p>
             <w:pPr>
@@ -868,51 +839,57 @@
                 <w:sz w:val="18"/>
                 <w:szCs w:val="18"/>
               </w:rPr>
-              <w:t xml:space="preserve">Creación </w:t>
-            </w:r>
-            <w:r>
-              <w:rPr>
-                <w:rFonts w:ascii="Aptos" w:hAnsi="Aptos" w:cs="Arial"/>
-                <w:sz w:val="18"/>
-                <w:szCs w:val="18"/>
-              </w:rPr>
-              <w:t xml:space="preserve">de arquetipo y funcionalidades básicas del proyecto base </w:t>
-            </w:r>
-            <w:proofErr w:type="spellStart"/>
-            <w:r>
-              <w:rPr>
-                <w:rFonts w:ascii="Aptos" w:hAnsi="Aptos" w:cs="Arial"/>
-                <w:sz w:val="18"/>
-                <w:szCs w:val="18"/>
-              </w:rPr>
-              <w:t>frontend</w:t>
-            </w:r>
-            <w:proofErr w:type="spellEnd"/>
-            <w:r>
-              <w:rPr>
-                <w:rFonts w:ascii="Aptos" w:hAnsi="Aptos" w:cs="Arial"/>
-                <w:sz w:val="18"/>
-                <w:szCs w:val="18"/>
-              </w:rPr>
-              <w:t xml:space="preserve"> </w:t>
-            </w:r>
-            <w:proofErr w:type="spellStart"/>
-            <w:r>
-              <w:rPr>
-                <w:rFonts w:ascii="Aptos" w:hAnsi="Aptos" w:cs="Arial"/>
-                <w:sz w:val="18"/>
-                <w:szCs w:val="18"/>
-              </w:rPr>
-              <w:t>vue</w:t>
-            </w:r>
-            <w:proofErr w:type="spellEnd"/>
-            <w:r>
-              <w:rPr>
-                <w:rFonts w:ascii="Aptos" w:hAnsi="Aptos" w:cs="Arial"/>
-                <w:sz w:val="18"/>
-                <w:szCs w:val="18"/>
-              </w:rPr>
-              <w:t xml:space="preserve"> para el ambiente de internet.</w:t>
+              <w:t xml:space="preserve">Creación de arquetipo y funcionalidades básicas del proyecto base </w:t>
+            </w:r>
+            <w:r>
+              <w:rPr>
+                <w:rFonts w:ascii="Aptos" w:hAnsi="Aptos" w:cs="Arial"/>
+                <w:sz w:val="18"/>
+                <w:szCs w:val="18"/>
+              </w:rPr>
+              <w:t>frontend vue para el ambiente de internet.</w:t>
+            </w:r>
+          </w:p>
+          <w:p>
+            <w:pPr>
+              <w:jc w:val="both"/>
+              <w:rPr>
+                <w:rFonts w:ascii="Aptos" w:hAnsi="Aptos" w:cs="Arial"/>
+                <w:sz w:val="18"/>
+                <w:szCs w:val="18"/>
+              </w:rPr>
+            </w:pPr>
+            <w:r>
+              <w:rPr>
+                <w:rFonts w:ascii="Aptos" w:hAnsi="Aptos" w:cs="Arial"/>
+                <w:sz w:val="18"/>
+                <w:szCs w:val="18"/>
+              </w:rPr>
+              <w:t xml:space="preserve">Repositorio </w:t>
+            </w:r>
+            <w:r>
+              <w:rPr>
+                <w:rFonts w:ascii="Aptos" w:hAnsi="Aptos" w:cs="Arial"/>
+                <w:sz w:val="18"/>
+                <w:szCs w:val="18"/>
+              </w:rPr>
+              <w:t>GIT</w:t>
+            </w:r>
+            <w:r>
+              <w:rPr>
+                <w:rFonts w:ascii="Aptos" w:hAnsi="Aptos" w:cs="Arial"/>
+                <w:sz w:val="18"/>
+                <w:szCs w:val="18"/>
+              </w:rPr>
+              <w:t xml:space="preserve">: </w:t>
+            </w:r>
+            <w:r>
+              <w:rPr>
+                <w:rFonts w:ascii="Aptos" w:hAnsi="Aptos" w:cs="Arial"/>
+                <w:sz w:val="18"/>
+                <w:szCs w:val="18"/>
+              </w:rPr>
+              <w:t>sri-base-internet</w:t>
             </w:r>
           </w:p>
           <w:p>
@@ -931,75 +908,13 @@
                 <w:szCs w:val="18"/>
               </w:rPr>
               <w:lastRenderedPageBreak/>
-              <w:t xml:space="preserve">Repositorio </w:t>
-            </w:r>
-            <w:r>
-              <w:rPr>
-                <w:rFonts w:ascii="Aptos" w:hAnsi="Aptos" w:cs="Arial"/>
-                <w:sz w:val="18"/>
-                <w:szCs w:val="18"/>
-              </w:rPr>
-              <w:t>GIT</w:t>
-            </w:r>
-            <w:r>
-              <w:rPr>
-                <w:rFonts w:ascii="Aptos" w:hAnsi="Aptos" w:cs="Arial"/>
-                <w:sz w:val="18"/>
-                <w:szCs w:val="18"/>
-              </w:rPr>
-              <w:t xml:space="preserve">: </w:t>
-            </w:r>
-            <w:proofErr w:type="spellStart"/>
-            <w:r>
-              <w:rPr>
-                <w:rFonts w:ascii="Aptos" w:hAnsi="Aptos" w:cs="Arial"/>
-                <w:sz w:val="18"/>
-                <w:szCs w:val="18"/>
-              </w:rPr>
-              <w:t>sri</w:t>
-            </w:r>
-            <w:proofErr w:type="spellEnd"/>
-            <w:r>
-              <w:rPr>
-                <w:rFonts w:ascii="Aptos" w:hAnsi="Aptos" w:cs="Arial"/>
-                <w:sz w:val="18"/>
-                <w:szCs w:val="18"/>
-              </w:rPr>
-              <w:t>-base-internet</w:t>
-            </w:r>
-          </w:p>
-          <w:p>
-            <w:pPr>
-              <w:jc w:val="both"/>
-              <w:rPr>
-                <w:rFonts w:ascii="Aptos" w:hAnsi="Aptos" w:cs="Arial"/>
-                <w:sz w:val="18"/>
-                <w:szCs w:val="18"/>
-              </w:rPr>
-            </w:pPr>
-            <w:r>
-              <w:rPr>
-                <w:rFonts w:ascii="Aptos" w:hAnsi="Aptos" w:cs="Arial"/>
-                <w:sz w:val="18"/>
-                <w:szCs w:val="18"/>
-              </w:rPr>
-              <w:t xml:space="preserve">Rama: </w:t>
-            </w:r>
-            <w:proofErr w:type="spellStart"/>
-            <w:r>
-              <w:rPr>
-                <w:rFonts w:ascii="Aptos" w:hAnsi="Aptos" w:cs="Arial"/>
-                <w:sz w:val="18"/>
-                <w:szCs w:val="18"/>
-              </w:rPr>
-              <w:t>dev_anexos_ca</w:t>
-            </w:r>
-            <w:proofErr w:type="spellEnd"/>
+              <w:t>Rama: dev_anexos_ca</w:t>
+            </w:r>
           </w:p>
         </w:tc>
         <w:tc>
           <w:tcPr>
-            <w:tcW w:w="2973" w:type="dxa"/>
+            <w:tcW w:w="2257" w:type="dxa"/>
           </w:tcPr>
           <w:p>
             <w:pPr>
@@ -1035,7 +950,7 @@
         </w:tc>
         <w:tc>
           <w:tcPr>
-            <w:tcW w:w="1128" w:type="dxa"/>
+            <w:tcW w:w="2082" w:type="dxa"/>
           </w:tcPr>
           <w:p>
             <w:pPr>
@@ -1080,22 +995,13 @@
                 <w:sz w:val="18"/>
                 <w:szCs w:val="18"/>
               </w:rPr>
-              <w:t xml:space="preserve">Dora Margarita Espinosa Flores </w:t>
-            </w:r>
-            <w:r>
-              <w:rPr>
-                <w:rFonts w:ascii="Aptos" w:hAnsi="Aptos" w:cs="Arial"/>
-                <w:sz w:val="18"/>
-                <w:szCs w:val="18"/>
-              </w:rPr>
-              <w:lastRenderedPageBreak/>
-              <w:t>(Supervisor)</w:t>
+              <w:t>Dora Margarita Espinosa Flores (Supervisor)</w:t>
             </w:r>
           </w:p>
         </w:tc>
         <w:tc>
           <w:tcPr>
-            <w:tcW w:w="1357" w:type="dxa"/>
+            <w:tcW w:w="1320" w:type="dxa"/>
           </w:tcPr>
           <w:p>
             <w:pPr>
@@ -1113,7 +1019,6 @@
                 <w:sz w:val="18"/>
                 <w:szCs w:val="18"/>
               </w:rPr>
-              <w:lastRenderedPageBreak/>
               <w:t xml:space="preserve">Entregado a: </w:t>
             </w:r>
             <w:r>
@@ -1123,25 +1028,7 @@
                 <w:szCs w:val="18"/>
                 <w:lang w:val="es-ES"/>
               </w:rPr>
-              <w:t>Hugo Alberto</w:t>
-            </w:r>
-            <w:r>
-              <w:rPr>
-                <w:rFonts w:ascii="Aptos" w:hAnsi="Aptos" w:cs="Arial"/>
-                <w:sz w:val="18"/>
-                <w:szCs w:val="18"/>
-                <w:lang w:val="es-ES"/>
-              </w:rPr>
-              <w:t xml:space="preserve"> </w:t>
-            </w:r>
-            <w:r>
-              <w:rPr>
-                <w:rFonts w:ascii="Aptos" w:hAnsi="Aptos" w:cs="Arial"/>
-                <w:sz w:val="18"/>
-                <w:szCs w:val="18"/>
-                <w:lang w:val="es-ES"/>
-              </w:rPr>
-              <w:t>Riera Campos</w:t>
+              <w:t>Hugo Alberto Riera Campos</w:t>
             </w:r>
           </w:p>
           <w:p>
@@ -1162,7 +1049,7 @@
         </w:trPr>
         <w:tc>
           <w:tcPr>
-            <w:tcW w:w="1035" w:type="dxa"/>
+            <w:tcW w:w="1125" w:type="dxa"/>
           </w:tcPr>
           <w:p>
             <w:pPr>
@@ -1179,23 +1066,13 @@
                 <w:sz w:val="18"/>
                 <w:szCs w:val="18"/>
               </w:rPr>
-              <w:t xml:space="preserve">Arquetipo proyecto estructura base para proyectos </w:t>
-            </w:r>
-            <w:proofErr w:type="spellStart"/>
-            <w:r>
-              <w:rPr>
-                <w:rFonts w:ascii="Aptos" w:hAnsi="Aptos" w:cs="Arial"/>
-                <w:sz w:val="18"/>
-                <w:szCs w:val="18"/>
-              </w:rPr>
-              <w:t>backend</w:t>
-            </w:r>
-            <w:proofErr w:type="spellEnd"/>
+              <w:t>Arquetipo proyecto estructura base para proyectos backend</w:t>
+            </w:r>
           </w:p>
         </w:tc>
         <w:tc>
           <w:tcPr>
-            <w:tcW w:w="1433" w:type="dxa"/>
+            <w:tcW w:w="1291" w:type="dxa"/>
           </w:tcPr>
           <w:p>
             <w:pPr>
@@ -1212,61 +1089,33 @@
                 <w:sz w:val="18"/>
                 <w:szCs w:val="18"/>
               </w:rPr>
-              <w:t>Avance:</w:t>
-            </w:r>
-          </w:p>
-          <w:p>
-            <w:pPr>
-              <w:jc w:val="both"/>
-              <w:rPr>
-                <w:rFonts w:ascii="Aptos" w:hAnsi="Aptos" w:cs="Arial"/>
-                <w:sz w:val="18"/>
-                <w:szCs w:val="18"/>
-              </w:rPr>
-            </w:pPr>
-            <w:r>
-              <w:rPr>
-                <w:rFonts w:ascii="Aptos" w:hAnsi="Aptos" w:cs="Arial"/>
-                <w:sz w:val="18"/>
-                <w:szCs w:val="18"/>
-              </w:rPr>
-              <w:t xml:space="preserve">Modificación de servicios para el proyecto base </w:t>
-            </w:r>
-            <w:proofErr w:type="spellStart"/>
-            <w:r>
-              <w:rPr>
-                <w:rFonts w:ascii="Aptos" w:hAnsi="Aptos" w:cs="Arial"/>
-                <w:sz w:val="18"/>
-                <w:szCs w:val="18"/>
-              </w:rPr>
-              <w:t>backend</w:t>
-            </w:r>
-            <w:proofErr w:type="spellEnd"/>
-            <w:r>
-              <w:rPr>
-                <w:rFonts w:ascii="Aptos" w:hAnsi="Aptos" w:cs="Arial"/>
-                <w:sz w:val="18"/>
-                <w:szCs w:val="18"/>
-              </w:rPr>
-              <w:t xml:space="preserve"> </w:t>
-            </w:r>
-            <w:proofErr w:type="spellStart"/>
-            <w:r>
-              <w:rPr>
-                <w:rFonts w:ascii="Aptos" w:hAnsi="Aptos" w:cs="Arial"/>
-                <w:sz w:val="18"/>
-                <w:szCs w:val="18"/>
-              </w:rPr>
-              <w:t>quarkus</w:t>
-            </w:r>
-            <w:proofErr w:type="spellEnd"/>
-            <w:r>
-              <w:rPr>
-                <w:rFonts w:ascii="Aptos" w:hAnsi="Aptos" w:cs="Arial"/>
-                <w:sz w:val="18"/>
-                <w:szCs w:val="18"/>
-              </w:rPr>
-              <w:t xml:space="preserve"> para el ambiente de intranet.</w:t>
+              <w:t>Finalizado</w:t>
+            </w:r>
+            <w:r>
+              <w:rPr>
+                <w:rFonts w:ascii="Aptos" w:hAnsi="Aptos" w:cs="Arial"/>
+                <w:sz w:val="18"/>
+                <w:szCs w:val="18"/>
+              </w:rPr>
+              <w:t>:</w:t>
+            </w:r>
+          </w:p>
+          <w:p>
+            <w:pPr>
+              <w:jc w:val="both"/>
+              <w:rPr>
+                <w:rFonts w:ascii="Aptos" w:hAnsi="Aptos" w:cs="Arial"/>
+                <w:sz w:val="18"/>
+                <w:szCs w:val="18"/>
+              </w:rPr>
+            </w:pPr>
+            <w:r>
+              <w:rPr>
+                <w:rFonts w:ascii="Aptos" w:hAnsi="Aptos" w:cs="Arial"/>
+                <w:sz w:val="18"/>
+                <w:szCs w:val="18"/>
+              </w:rPr>
+              <w:t>Modificación de servicios para el proyecto base backend quarkus para el ambiente de intranet.</w:t>
             </w:r>
           </w:p>
           <w:p>
@@ -1286,67 +1135,37 @@
               </w:rPr>
               <w:t xml:space="preserve">Proyecto: </w:t>
             </w:r>
-            <w:proofErr w:type="spellStart"/>
-            <w:r>
-              <w:rPr>
-                <w:rFonts w:ascii="Aptos" w:hAnsi="Aptos" w:cs="Arial"/>
-                <w:sz w:val="18"/>
-                <w:szCs w:val="18"/>
-              </w:rPr>
-              <w:t>sri</w:t>
-            </w:r>
-            <w:proofErr w:type="spellEnd"/>
-            <w:r>
-              <w:rPr>
-                <w:rFonts w:ascii="Aptos" w:hAnsi="Aptos" w:cs="Arial"/>
-                <w:sz w:val="18"/>
-                <w:szCs w:val="18"/>
-              </w:rPr>
-              <w:t>-anexos-base-</w:t>
-            </w:r>
-            <w:proofErr w:type="spellStart"/>
-            <w:r>
-              <w:rPr>
-                <w:rFonts w:ascii="Aptos" w:hAnsi="Aptos" w:cs="Arial"/>
-                <w:sz w:val="18"/>
-                <w:szCs w:val="18"/>
-              </w:rPr>
-              <w:t>service</w:t>
-            </w:r>
-            <w:proofErr w:type="spellEnd"/>
-          </w:p>
-          <w:p>
-            <w:pPr>
-              <w:jc w:val="both"/>
-              <w:rPr>
-                <w:rFonts w:ascii="Aptos" w:hAnsi="Aptos" w:cs="Arial"/>
-                <w:sz w:val="18"/>
-                <w:szCs w:val="18"/>
-              </w:rPr>
-            </w:pPr>
-            <w:r>
-              <w:rPr>
-                <w:rFonts w:ascii="Aptos" w:hAnsi="Aptos" w:cs="Arial"/>
-                <w:sz w:val="18"/>
-                <w:szCs w:val="18"/>
-              </w:rPr>
-              <w:t xml:space="preserve">Rama: </w:t>
-            </w:r>
-            <w:proofErr w:type="spellStart"/>
-            <w:r>
-              <w:rPr>
-                <w:rFonts w:ascii="Aptos" w:hAnsi="Aptos" w:cs="Arial"/>
-                <w:sz w:val="18"/>
-                <w:szCs w:val="18"/>
-              </w:rPr>
-              <w:t>dev_anexos_ca</w:t>
-            </w:r>
-            <w:proofErr w:type="spellEnd"/>
+            <w:r>
+              <w:rPr>
+                <w:rFonts w:ascii="Aptos" w:hAnsi="Aptos" w:cs="Arial"/>
+                <w:sz w:val="18"/>
+                <w:szCs w:val="18"/>
+              </w:rPr>
+              <w:t>sri-anexos-base-service</w:t>
+            </w:r>
+          </w:p>
+          <w:p>
+            <w:pPr>
+              <w:jc w:val="both"/>
+              <w:rPr>
+                <w:rFonts w:ascii="Aptos" w:hAnsi="Aptos" w:cs="Arial"/>
+                <w:sz w:val="18"/>
+                <w:szCs w:val="18"/>
+              </w:rPr>
+            </w:pPr>
+            <w:r>
+              <w:rPr>
+                <w:rFonts w:ascii="Aptos" w:hAnsi="Aptos" w:cs="Arial"/>
+                <w:sz w:val="18"/>
+                <w:szCs w:val="18"/>
+              </w:rPr>
+              <w:t>Rama: dev_anexos_ca</w:t>
+            </w:r>
           </w:p>
         </w:tc>
         <w:tc>
           <w:tcPr>
-            <w:tcW w:w="2973" w:type="dxa"/>
+            <w:tcW w:w="2257" w:type="dxa"/>
           </w:tcPr>
           <w:p>
             <w:pPr>
@@ -1365,25 +1184,7 @@
                   <w:sz w:val="18"/>
                   <w:szCs w:val="18"/>
                 </w:rPr>
-                <w:t>https://gitlab.sri.ad/DesarrolloAplicaciones/anexos-e-Informes/arquitectura-resiliente/gestion-anexos/backend/sri-anexos-base-</w:t>
-              </w:r>
-              <w:r>
-                <w:rPr>
-                  <w:rStyle w:val="Hipervnculo"/>
-                  <w:rFonts w:ascii="Aptos" w:hAnsi="Aptos" w:cs="Arial"/>
-                  <w:sz w:val="18"/>
-                  <w:szCs w:val="18"/>
-                </w:rPr>
-                <w:t>s</w:t>
-              </w:r>
-              <w:r>
-                <w:rPr>
-                  <w:rStyle w:val="Hipervnculo"/>
-                  <w:rFonts w:ascii="Aptos" w:hAnsi="Aptos" w:cs="Arial"/>
-                  <w:sz w:val="18"/>
-                  <w:szCs w:val="18"/>
-                </w:rPr>
-                <w:t>ervice</w:t>
+                <w:t>https://gitlab.sri.ad/DesarrolloAplicaciones/anexos-e-Informes/arquitectura-resiliente/gestion-anexos/backend/sri-anexos-base-service</w:t>
               </w:r>
             </w:hyperlink>
           </w:p>
@@ -1400,7 +1201,7 @@
         </w:tc>
         <w:tc>
           <w:tcPr>
-            <w:tcW w:w="1128" w:type="dxa"/>
+            <w:tcW w:w="2082" w:type="dxa"/>
           </w:tcPr>
           <w:p>
             <w:pPr>
@@ -1451,7 +1252,7 @@
         </w:tc>
         <w:tc>
           <w:tcPr>
-            <w:tcW w:w="1357" w:type="dxa"/>
+            <w:tcW w:w="1320" w:type="dxa"/>
           </w:tcPr>
           <w:p>
             <w:pPr>
@@ -1477,23 +1278,7 @@
                 <w:sz w:val="18"/>
                 <w:szCs w:val="18"/>
               </w:rPr>
-              <w:t>Geomayra Alexandra</w:t>
-            </w:r>
-            <w:r>
-              <w:rPr>
-                <w:rFonts w:ascii="Aptos" w:hAnsi="Aptos" w:cs="Arial"/>
-                <w:sz w:val="18"/>
-                <w:szCs w:val="18"/>
-              </w:rPr>
-              <w:t xml:space="preserve"> </w:t>
-            </w:r>
-            <w:r>
-              <w:rPr>
-                <w:rFonts w:ascii="Aptos" w:hAnsi="Aptos" w:cs="Arial"/>
-                <w:sz w:val="18"/>
-                <w:szCs w:val="18"/>
-              </w:rPr>
-              <w:t>Paredes Fierro</w:t>
+              <w:t>Wilmer Paul Guaman Simbaña</w:t>
             </w:r>
           </w:p>
           <w:p>
@@ -1514,7 +1299,7 @@
         </w:trPr>
         <w:tc>
           <w:tcPr>
-            <w:tcW w:w="1035" w:type="dxa"/>
+            <w:tcW w:w="1125" w:type="dxa"/>
           </w:tcPr>
           <w:p>
             <w:pPr>
@@ -1537,7 +1322,7 @@
         </w:tc>
         <w:tc>
           <w:tcPr>
-            <w:tcW w:w="1433" w:type="dxa"/>
+            <w:tcW w:w="1291" w:type="dxa"/>
           </w:tcPr>
           <w:p>
             <w:pPr>
@@ -1616,67 +1401,37 @@
               </w:rPr>
               <w:t xml:space="preserve"> </w:t>
             </w:r>
-            <w:proofErr w:type="spellStart"/>
-            <w:r>
-              <w:rPr>
-                <w:rFonts w:ascii="Aptos" w:hAnsi="Aptos" w:cs="Arial"/>
-                <w:sz w:val="18"/>
-                <w:szCs w:val="18"/>
-              </w:rPr>
-              <w:t>sri</w:t>
-            </w:r>
-            <w:proofErr w:type="spellEnd"/>
-            <w:r>
-              <w:rPr>
-                <w:rFonts w:ascii="Aptos" w:hAnsi="Aptos" w:cs="Arial"/>
-                <w:sz w:val="18"/>
-                <w:szCs w:val="18"/>
-              </w:rPr>
-              <w:t>-anexos-estructura-</w:t>
-            </w:r>
-            <w:proofErr w:type="spellStart"/>
-            <w:r>
-              <w:rPr>
-                <w:rFonts w:ascii="Aptos" w:hAnsi="Aptos" w:cs="Arial"/>
-                <w:sz w:val="18"/>
-                <w:szCs w:val="18"/>
-              </w:rPr>
-              <w:t>service</w:t>
-            </w:r>
-            <w:proofErr w:type="spellEnd"/>
-          </w:p>
-          <w:p>
-            <w:pPr>
-              <w:jc w:val="both"/>
-              <w:rPr>
-                <w:rFonts w:ascii="Aptos" w:hAnsi="Aptos" w:cs="Arial"/>
-                <w:sz w:val="18"/>
-                <w:szCs w:val="18"/>
-              </w:rPr>
-            </w:pPr>
-            <w:r>
-              <w:rPr>
-                <w:rFonts w:ascii="Aptos" w:hAnsi="Aptos" w:cs="Arial"/>
-                <w:sz w:val="18"/>
-                <w:szCs w:val="18"/>
-              </w:rPr>
-              <w:t xml:space="preserve">Rama: </w:t>
-            </w:r>
-            <w:proofErr w:type="spellStart"/>
-            <w:r>
-              <w:rPr>
-                <w:rFonts w:ascii="Aptos" w:hAnsi="Aptos" w:cs="Arial"/>
-                <w:sz w:val="18"/>
-                <w:szCs w:val="18"/>
-              </w:rPr>
-              <w:t>dev_anexos_ca</w:t>
-            </w:r>
-            <w:proofErr w:type="spellEnd"/>
+            <w:r>
+              <w:rPr>
+                <w:rFonts w:ascii="Aptos" w:hAnsi="Aptos" w:cs="Arial"/>
+                <w:sz w:val="18"/>
+                <w:szCs w:val="18"/>
+              </w:rPr>
+              <w:t>sri-anexos-estructura-service</w:t>
+            </w:r>
+          </w:p>
+          <w:p>
+            <w:pPr>
+              <w:jc w:val="both"/>
+              <w:rPr>
+                <w:rFonts w:ascii="Aptos" w:hAnsi="Aptos" w:cs="Arial"/>
+                <w:sz w:val="18"/>
+                <w:szCs w:val="18"/>
+              </w:rPr>
+            </w:pPr>
+            <w:r>
+              <w:rPr>
+                <w:rFonts w:ascii="Aptos" w:hAnsi="Aptos" w:cs="Arial"/>
+                <w:sz w:val="18"/>
+                <w:szCs w:val="18"/>
+              </w:rPr>
+              <w:t>Rama: dev_anexos_ca</w:t>
+            </w:r>
           </w:p>
         </w:tc>
         <w:tc>
           <w:tcPr>
-            <w:tcW w:w="2973" w:type="dxa"/>
+            <w:tcW w:w="2257" w:type="dxa"/>
           </w:tcPr>
           <w:p>
             <w:pPr>
@@ -1712,7 +1467,7 @@
         </w:tc>
         <w:tc>
           <w:tcPr>
-            <w:tcW w:w="1128" w:type="dxa"/>
+            <w:tcW w:w="2082" w:type="dxa"/>
           </w:tcPr>
           <w:p>
             <w:pPr>
@@ -1763,7 +1518,7 @@
         </w:tc>
         <w:tc>
           <w:tcPr>
-            <w:tcW w:w="1357" w:type="dxa"/>
+            <w:tcW w:w="1320" w:type="dxa"/>
           </w:tcPr>
           <w:p>
             <w:pPr>
@@ -1826,7 +1581,7 @@
         </w:trPr>
         <w:tc>
           <w:tcPr>
-            <w:tcW w:w="1035" w:type="dxa"/>
+            <w:tcW w:w="1125" w:type="dxa"/>
           </w:tcPr>
           <w:p>
             <w:pPr>
@@ -1843,14 +1598,13 @@
                 <w:sz w:val="18"/>
                 <w:szCs w:val="18"/>
               </w:rPr>
-              <w:lastRenderedPageBreak/>
               <w:t>Revisión Cruzada</w:t>
             </w:r>
           </w:p>
         </w:tc>
         <w:tc>
           <w:tcPr>
-            <w:tcW w:w="1433" w:type="dxa"/>
+            <w:tcW w:w="1291" w:type="dxa"/>
           </w:tcPr>
           <w:p>
             <w:pPr>
@@ -1885,59 +1639,58 @@
                 <w:sz w:val="18"/>
                 <w:szCs w:val="18"/>
               </w:rPr>
-              <w:t xml:space="preserve">Aplicar observaciones de revisión cruzada a los proyectos de anexos </w:t>
-            </w:r>
-            <w:proofErr w:type="spellStart"/>
-            <w:r>
-              <w:rPr>
-                <w:rFonts w:ascii="Aptos" w:hAnsi="Aptos" w:cs="Arial"/>
-                <w:sz w:val="18"/>
-                <w:szCs w:val="18"/>
-              </w:rPr>
-              <w:t>backend</w:t>
-            </w:r>
-            <w:proofErr w:type="spellEnd"/>
-            <w:r>
-              <w:rPr>
-                <w:rFonts w:ascii="Aptos" w:hAnsi="Aptos" w:cs="Arial"/>
-                <w:sz w:val="18"/>
-                <w:szCs w:val="18"/>
-              </w:rPr>
-              <w:t xml:space="preserve"> cumpliendo los estándares institucionales.</w:t>
-            </w:r>
-          </w:p>
-          <w:p>
-            <w:pPr>
-              <w:jc w:val="both"/>
-              <w:rPr>
-                <w:rFonts w:ascii="Aptos" w:hAnsi="Aptos" w:cs="Arial"/>
-                <w:sz w:val="18"/>
-                <w:szCs w:val="18"/>
-              </w:rPr>
-            </w:pPr>
-            <w:r>
-              <w:rPr>
-                <w:rFonts w:ascii="Aptos" w:hAnsi="Aptos" w:cs="Arial"/>
-                <w:sz w:val="18"/>
-                <w:szCs w:val="18"/>
-              </w:rPr>
-              <w:t>Repositorio</w:t>
-            </w:r>
-            <w:r>
-              <w:rPr>
-                <w:rFonts w:ascii="Aptos" w:hAnsi="Aptos" w:cs="Arial"/>
-                <w:sz w:val="18"/>
-                <w:szCs w:val="18"/>
-              </w:rPr>
-              <w:t>s</w:t>
-            </w:r>
-            <w:r>
-              <w:rPr>
-                <w:rFonts w:ascii="Aptos" w:hAnsi="Aptos" w:cs="Arial"/>
-                <w:sz w:val="18"/>
-                <w:szCs w:val="18"/>
-              </w:rPr>
-              <w:t xml:space="preserve"> </w:t>
+              <w:t>Implementar funcionalidades en base a</w:t>
+            </w:r>
+            <w:r>
+              <w:rPr>
+                <w:rFonts w:ascii="Aptos" w:hAnsi="Aptos" w:cs="Arial"/>
+                <w:sz w:val="18"/>
+                <w:szCs w:val="18"/>
+              </w:rPr>
+              <w:t xml:space="preserve"> observaciones </w:t>
+            </w:r>
+            <w:r>
+              <w:rPr>
+                <w:rFonts w:ascii="Aptos" w:hAnsi="Aptos" w:cs="Arial"/>
+                <w:sz w:val="18"/>
+                <w:szCs w:val="18"/>
+              </w:rPr>
+              <w:t>de</w:t>
+            </w:r>
+            <w:r>
+              <w:rPr>
+                <w:rFonts w:ascii="Aptos" w:hAnsi="Aptos" w:cs="Arial"/>
+                <w:sz w:val="18"/>
+                <w:szCs w:val="18"/>
+              </w:rPr>
+              <w:t xml:space="preserve"> la </w:t>
+            </w:r>
+            <w:r>
+              <w:rPr>
+                <w:rFonts w:ascii="Aptos" w:hAnsi="Aptos" w:cs="Arial"/>
+                <w:sz w:val="18"/>
+                <w:szCs w:val="18"/>
+              </w:rPr>
+              <w:lastRenderedPageBreak/>
+              <w:t>revisión cruzada a los proyectos de anexos backend en cumplimiento de los estándares institucionales.</w:t>
+            </w:r>
+          </w:p>
+          <w:p>
+            <w:pPr>
+              <w:jc w:val="both"/>
+              <w:rPr>
+                <w:rFonts w:ascii="Aptos" w:hAnsi="Aptos" w:cs="Arial"/>
+                <w:sz w:val="18"/>
+                <w:szCs w:val="18"/>
+              </w:rPr>
+            </w:pPr>
+            <w:r>
+              <w:rPr>
+                <w:rFonts w:ascii="Aptos" w:hAnsi="Aptos" w:cs="Arial"/>
+                <w:sz w:val="18"/>
+                <w:szCs w:val="18"/>
+              </w:rPr>
+              <w:t xml:space="preserve">Repositorios </w:t>
             </w:r>
             <w:r>
               <w:rPr>
@@ -1978,34 +1731,14 @@
                 <w:szCs w:val="18"/>
               </w:rPr>
             </w:pPr>
-            <w:proofErr w:type="spellStart"/>
-            <w:r>
-              <w:rPr>
-                <w:rFonts w:ascii="Aptos" w:hAnsi="Aptos" w:cs="Arial"/>
-                <w:sz w:val="18"/>
-                <w:szCs w:val="18"/>
-              </w:rPr>
-              <w:t>sri</w:t>
-            </w:r>
-            <w:proofErr w:type="spellEnd"/>
-            <w:r>
-              <w:rPr>
-                <w:rFonts w:ascii="Aptos" w:hAnsi="Aptos" w:cs="Arial"/>
-                <w:sz w:val="18"/>
-                <w:szCs w:val="18"/>
-              </w:rPr>
-              <w:t>-anexos-estructura-</w:t>
-            </w:r>
-            <w:proofErr w:type="spellStart"/>
-            <w:r>
-              <w:rPr>
-                <w:rFonts w:ascii="Aptos" w:hAnsi="Aptos" w:cs="Arial"/>
-                <w:sz w:val="18"/>
-                <w:szCs w:val="18"/>
-              </w:rPr>
-              <w:t>service</w:t>
-            </w:r>
-            <w:proofErr w:type="spellEnd"/>
+            <w:r>
+              <w:rPr>
+                <w:rFonts w:ascii="Aptos" w:hAnsi="Aptos" w:cs="Arial"/>
+                <w:sz w:val="18"/>
+                <w:szCs w:val="18"/>
+              </w:rPr>
+              <w:t>sri-autorizacion-api</w:t>
+            </w:r>
           </w:p>
           <w:p>
             <w:pPr>
@@ -2021,34 +1754,14 @@
                 <w:szCs w:val="18"/>
               </w:rPr>
             </w:pPr>
-            <w:proofErr w:type="spellStart"/>
-            <w:r>
-              <w:rPr>
-                <w:rFonts w:ascii="Aptos" w:hAnsi="Aptos" w:cs="Arial"/>
-                <w:sz w:val="18"/>
-                <w:szCs w:val="18"/>
-              </w:rPr>
-              <w:t>sri</w:t>
-            </w:r>
-            <w:proofErr w:type="spellEnd"/>
-            <w:r>
-              <w:rPr>
-                <w:rFonts w:ascii="Aptos" w:hAnsi="Aptos" w:cs="Arial"/>
-                <w:sz w:val="18"/>
-                <w:szCs w:val="18"/>
-              </w:rPr>
-              <w:t>-anexos-estructura-</w:t>
-            </w:r>
-            <w:proofErr w:type="spellStart"/>
-            <w:r>
-              <w:rPr>
-                <w:rFonts w:ascii="Aptos" w:hAnsi="Aptos" w:cs="Arial"/>
-                <w:sz w:val="18"/>
-                <w:szCs w:val="18"/>
-              </w:rPr>
-              <w:t>service</w:t>
-            </w:r>
-            <w:proofErr w:type="spellEnd"/>
+            <w:r>
+              <w:rPr>
+                <w:rFonts w:ascii="Aptos" w:hAnsi="Aptos" w:cs="Arial"/>
+                <w:sz w:val="18"/>
+                <w:szCs w:val="18"/>
+              </w:rPr>
+              <w:t>sri-anexos-catalogos-service</w:t>
+            </w:r>
           </w:p>
           <w:p>
             <w:pPr>
@@ -2064,83 +1777,94 @@
                 <w:szCs w:val="18"/>
               </w:rPr>
             </w:pPr>
-          </w:p>
-          <w:p>
-            <w:pPr>
-              <w:jc w:val="both"/>
-              <w:rPr>
-                <w:rFonts w:ascii="Aptos" w:hAnsi="Aptos" w:cs="Arial"/>
-                <w:sz w:val="18"/>
-                <w:szCs w:val="18"/>
-              </w:rPr>
-            </w:pPr>
-            <w:r>
-              <w:rPr>
-                <w:rFonts w:ascii="Aptos" w:hAnsi="Aptos" w:cs="Arial"/>
-                <w:sz w:val="18"/>
-                <w:szCs w:val="18"/>
-              </w:rPr>
-              <w:t xml:space="preserve">Rama: </w:t>
-            </w:r>
-            <w:proofErr w:type="spellStart"/>
-            <w:r>
-              <w:rPr>
-                <w:rFonts w:ascii="Aptos" w:hAnsi="Aptos" w:cs="Arial"/>
-                <w:sz w:val="18"/>
-                <w:szCs w:val="18"/>
-              </w:rPr>
-              <w:t>dev_anexos_ca</w:t>
-            </w:r>
-            <w:proofErr w:type="spellEnd"/>
-          </w:p>
-          <w:p>
-            <w:pPr>
-              <w:jc w:val="both"/>
-              <w:rPr>
-                <w:rFonts w:ascii="Aptos" w:hAnsi="Aptos" w:cs="Arial"/>
-                <w:sz w:val="18"/>
-                <w:szCs w:val="18"/>
-              </w:rPr>
-            </w:pPr>
-            <w:r>
-              <w:rPr>
-                <w:rFonts w:ascii="Aptos" w:hAnsi="Aptos" w:cs="Arial"/>
-                <w:sz w:val="18"/>
-                <w:szCs w:val="18"/>
-              </w:rPr>
-              <w:t xml:space="preserve">Memorando </w:t>
-            </w:r>
-            <w:proofErr w:type="spellStart"/>
-            <w:r>
-              <w:rPr>
-                <w:rFonts w:ascii="Aptos" w:hAnsi="Aptos" w:cs="Arial"/>
-                <w:sz w:val="18"/>
-                <w:szCs w:val="18"/>
-              </w:rPr>
-              <w:t>Nro</w:t>
-            </w:r>
-            <w:proofErr w:type="spellEnd"/>
-            <w:r>
-              <w:rPr>
-                <w:rFonts w:ascii="Aptos" w:hAnsi="Aptos" w:cs="Arial"/>
-                <w:sz w:val="18"/>
-                <w:szCs w:val="18"/>
-              </w:rPr>
-              <w:t>:</w:t>
-            </w:r>
-            <w:r>
-              <w:rPr>
-                <w:rFonts w:ascii="Aptos" w:hAnsi="Aptos" w:cs="Arial"/>
-                <w:sz w:val="18"/>
-                <w:szCs w:val="18"/>
-              </w:rPr>
-              <w:t xml:space="preserve"> SRI-NAC-DMN-2026-0089-M Acta de Revisión Cruzada Número: NAC-DMN-AGEI26-00013.</w:t>
+            <w:r>
+              <w:rPr>
+                <w:rFonts w:ascii="Aptos" w:hAnsi="Aptos" w:cs="Arial"/>
+                <w:sz w:val="18"/>
+                <w:szCs w:val="18"/>
+              </w:rPr>
+              <w:t>sri-anexos-estructura-service</w:t>
+            </w:r>
+          </w:p>
+          <w:p>
+            <w:pPr>
+              <w:pStyle w:val="Prrafodelista"/>
+              <w:numPr>
+                <w:ilvl w:val="0"/>
+                <w:numId w:val="2"/>
+              </w:numPr>
+              <w:jc w:val="both"/>
+              <w:rPr>
+                <w:rFonts w:ascii="Aptos" w:hAnsi="Aptos" w:cs="Arial"/>
+                <w:sz w:val="18"/>
+                <w:szCs w:val="18"/>
+              </w:rPr>
+            </w:pPr>
+            <w:r>
+              <w:rPr>
+                <w:rFonts w:ascii="Aptos" w:hAnsi="Aptos" w:cs="Arial"/>
+                <w:sz w:val="18"/>
+                <w:szCs w:val="18"/>
+              </w:rPr>
+              <w:t>sri-anexos-habilitacion-service</w:t>
+            </w:r>
+          </w:p>
+          <w:p>
+            <w:pPr>
+              <w:jc w:val="both"/>
+              <w:rPr>
+                <w:rFonts w:ascii="Aptos" w:hAnsi="Aptos" w:cs="Arial"/>
+                <w:sz w:val="18"/>
+                <w:szCs w:val="18"/>
+              </w:rPr>
+            </w:pPr>
+            <w:r>
+              <w:rPr>
+                <w:rFonts w:ascii="Aptos" w:hAnsi="Aptos" w:cs="Arial"/>
+                <w:sz w:val="18"/>
+                <w:szCs w:val="18"/>
+              </w:rPr>
+              <w:t>Rama: dev_anexos_ca</w:t>
+            </w:r>
+          </w:p>
+          <w:p>
+            <w:pPr>
+              <w:jc w:val="both"/>
+              <w:rPr>
+                <w:rFonts w:ascii="Aptos" w:hAnsi="Aptos" w:cs="Arial"/>
+                <w:sz w:val="18"/>
+                <w:szCs w:val="18"/>
+              </w:rPr>
+            </w:pPr>
+            <w:r>
+              <w:rPr>
+                <w:rFonts w:ascii="Aptos" w:hAnsi="Aptos" w:cs="Arial"/>
+                <w:sz w:val="18"/>
+                <w:szCs w:val="18"/>
+              </w:rPr>
+              <w:t>Acta de Revisión Cruzad</w:t>
+            </w:r>
+            <w:r>
+              <w:rPr>
+                <w:rFonts w:ascii="Aptos" w:hAnsi="Aptos" w:cs="Arial"/>
+                <w:sz w:val="18"/>
+                <w:szCs w:val="18"/>
+              </w:rPr>
+              <w:t xml:space="preserve">a </w:t>
+            </w:r>
+            <w:r>
+              <w:rPr>
+                <w:rFonts w:ascii="Aptos" w:hAnsi="Aptos" w:cs="Arial"/>
+                <w:sz w:val="18"/>
+                <w:szCs w:val="18"/>
+              </w:rPr>
+              <w:t>Número: NAC-DMN-AGEI26-00013</w:t>
             </w:r>
           </w:p>
         </w:tc>
         <w:tc>
           <w:tcPr>
-            <w:tcW w:w="2973" w:type="dxa"/>
+            <w:tcW w:w="2257" w:type="dxa"/>
           </w:tcPr>
           <w:p>
             <w:pPr>
@@ -2157,45 +1881,7 @@
                 <w:sz w:val="18"/>
                 <w:szCs w:val="18"/>
               </w:rPr>
-              <w:t xml:space="preserve">Memorando: </w:t>
-            </w:r>
-          </w:p>
-          <w:p>
-            <w:pPr>
-              <w:jc w:val="both"/>
-              <w:rPr>
-                <w:rFonts w:ascii="Aptos" w:hAnsi="Aptos" w:cs="Arial"/>
-                <w:sz w:val="18"/>
-                <w:szCs w:val="18"/>
-              </w:rPr>
-            </w:pPr>
-            <w:hyperlink r:id="rId10" w:history="1">
-              <w:r>
-                <w:rPr>
-                  <w:rStyle w:val="Hipervnculo"/>
-                  <w:rFonts w:ascii="Aptos" w:hAnsi="Aptos" w:cs="Arial"/>
-                  <w:sz w:val="18"/>
-                  <w:szCs w:val="18"/>
-                </w:rPr>
-                <w:t>https://web.gestiondocumental.gob.ec/</w:t>
-              </w:r>
-            </w:hyperlink>
-          </w:p>
-          <w:p>
-            <w:pPr>
-              <w:jc w:val="both"/>
-              <w:rPr>
-                <w:rFonts w:ascii="Aptos" w:hAnsi="Aptos" w:cs="Arial"/>
-                <w:sz w:val="18"/>
-                <w:szCs w:val="18"/>
-              </w:rPr>
-            </w:pPr>
-            <w:r>
-              <w:rPr>
-                <w:rFonts w:ascii="Aptos" w:hAnsi="Aptos" w:cs="Arial"/>
-                <w:sz w:val="18"/>
-                <w:szCs w:val="18"/>
-              </w:rPr>
+              <w:lastRenderedPageBreak/>
               <w:t>Acta:</w:t>
             </w:r>
           </w:p>
@@ -2208,7 +1894,7 @@
                 <w:szCs w:val="18"/>
               </w:rPr>
             </w:pPr>
-            <w:hyperlink r:id="rId11" w:anchor="filter=path%7C%2FDirecciones%2520Nacionales%2FDireccion%2520Nacional%2520de%2520Tecnolog%25EDa%2FDEPARTAMENTO%2520DE%2520DESARROLLO%2FCoordinaci%25F3n%2520de%2520Desarrollo%2520y%2520Mantenimiento%2FProyectos%2FDocumentaci%25F3n%2520Proyectos%2F2025%2F01%2520Programa%2520ORION%2FComprobantes%2520Electr%25F3nicos%2520y%2520Anexos%2520-%2520Componente%2520Anexos%2FSistema%2520Gesti%25F3n%2520de%2520Anexos%2FRelease%25201%2F02%2520Implementaci%25F3n%7C&amp;page=1" w:history="1">
+            <w:hyperlink r:id="rId10" w:anchor="filter=path%7C%2FDirecciones%2520Nacionales%2FDireccion%2520Nacional%2520de%2520Tecnolog%25EDa%2FDEPARTAMENTO%2520DE%2520DESARROLLO%2FCoordinaci%25F3n%2520de%2520Desarrollo%2520y%2520Mantenimiento%2FProyectos%2FDocumentaci%25F3n%2520Proyectos%2F2025%2F01%2520Programa%2520ORION%2FComprobantes%2520Electr%25F3nicos%2520y%2520Anexos%2520-%2520Componente%2520Anexos%2FSistema%2520Gesti%25F3n%2520de%2520Anexos%2FRelease%25201%2F02%2520Implementaci%25F3n%7C&amp;page=1" w:history="1">
               <w:r>
                 <w:rPr>
                   <w:rStyle w:val="Hipervnculo"/>
@@ -2247,16 +1933,80 @@
                 <w:szCs w:val="18"/>
               </w:rPr>
             </w:pPr>
-          </w:p>
-          <w:p>
-            <w:pPr>
-              <w:jc w:val="both"/>
-              <w:rPr>
-                <w:rFonts w:ascii="Aptos" w:hAnsi="Aptos" w:cs="Arial"/>
-                <w:sz w:val="18"/>
-                <w:szCs w:val="18"/>
-              </w:rPr>
-            </w:pPr>
+            <w:hyperlink r:id="rId11" w:history="1">
+              <w:r>
+                <w:rPr>
+                  <w:rStyle w:val="Hipervnculo"/>
+                  <w:rFonts w:ascii="Aptos" w:hAnsi="Aptos" w:cs="Arial"/>
+                  <w:sz w:val="18"/>
+                  <w:szCs w:val="18"/>
+                </w:rPr>
+                <w:t>https://gitlab.sri.ad/Arquetipos/piloto-base-microservicios/sri-autorizacion-api</w:t>
+              </w:r>
+            </w:hyperlink>
+          </w:p>
+          <w:p>
+            <w:pPr>
+              <w:jc w:val="both"/>
+              <w:rPr>
+                <w:rFonts w:ascii="Aptos" w:hAnsi="Aptos" w:cs="Arial"/>
+                <w:sz w:val="18"/>
+                <w:szCs w:val="18"/>
+              </w:rPr>
+            </w:pPr>
+            <w:hyperlink r:id="rId12" w:history="1">
+              <w:r>
+                <w:rPr>
+                  <w:rStyle w:val="Hipervnculo"/>
+                  <w:rFonts w:ascii="Aptos" w:hAnsi="Aptos" w:cs="Arial"/>
+                  <w:sz w:val="18"/>
+                  <w:szCs w:val="18"/>
+                </w:rPr>
+                <w:t>https://gitlab.sri.ad/DesarrolloAplicaciones/anexos-e-Informes/arquitectura-resiliente/gestion-anexos/backend/sri-anexos-catalogos-service</w:t>
+              </w:r>
+            </w:hyperlink>
+          </w:p>
+          <w:p>
+            <w:pPr>
+              <w:jc w:val="both"/>
+              <w:rPr>
+                <w:rFonts w:ascii="Aptos" w:hAnsi="Aptos" w:cs="Arial"/>
+                <w:sz w:val="18"/>
+                <w:szCs w:val="18"/>
+              </w:rPr>
+            </w:pPr>
+            <w:hyperlink r:id="rId13" w:history="1">
+              <w:r>
+                <w:rPr>
+                  <w:rStyle w:val="Hipervnculo"/>
+                  <w:rFonts w:ascii="Aptos" w:hAnsi="Aptos" w:cs="Arial"/>
+                  <w:sz w:val="18"/>
+                  <w:szCs w:val="18"/>
+                </w:rPr>
+                <w:t>https://gitlab.sri.ad/DesarrolloAplicaciones/anexos-e-Informes/arquitectura-resiliente/gestion-anexos/backend/sri-anexos-estructura-service</w:t>
+              </w:r>
+            </w:hyperlink>
+          </w:p>
+          <w:p>
+            <w:pPr>
+              <w:jc w:val="both"/>
+              <w:rPr>
+                <w:rFonts w:ascii="Aptos" w:hAnsi="Aptos" w:cs="Arial"/>
+                <w:sz w:val="18"/>
+                <w:szCs w:val="18"/>
+              </w:rPr>
+            </w:pPr>
+            <w:hyperlink r:id="rId14" w:history="1">
+              <w:r>
+                <w:rPr>
+                  <w:rStyle w:val="Hipervnculo"/>
+                  <w:rFonts w:ascii="Aptos" w:hAnsi="Aptos" w:cs="Arial"/>
+                  <w:sz w:val="18"/>
+                  <w:szCs w:val="18"/>
+                </w:rPr>
+                <w:t>https://gitlab.sri.ad/DesarrolloAplicaciones/anexos-e-Informes/arquitectura-resiliente/gestion-anexos/backend/sri-anexos-habilitacion-service</w:t>
+              </w:r>
+            </w:hyperlink>
           </w:p>
           <w:p>
             <w:pPr>
@@ -2271,7 +2021,7 @@
         </w:tc>
         <w:tc>
           <w:tcPr>
-            <w:tcW w:w="1128" w:type="dxa"/>
+            <w:tcW w:w="2082" w:type="dxa"/>
           </w:tcPr>
           <w:p>
             <w:pPr>
@@ -2282,12 +2032,94 @@
                 <w:szCs w:val="18"/>
               </w:rPr>
             </w:pPr>
+            <w:r>
+              <w:rPr>
+                <w:rFonts w:ascii="Aptos" w:hAnsi="Aptos" w:cs="Arial"/>
+                <w:sz w:val="18"/>
+                <w:szCs w:val="18"/>
+              </w:rPr>
+              <w:lastRenderedPageBreak/>
+              <w:t xml:space="preserve">Karen Sofía Sevilla Amaya (Experto TI) </w:t>
+            </w:r>
+          </w:p>
+          <w:p>
+            <w:pPr>
+              <w:jc w:val="both"/>
+              <w:rPr>
+                <w:rFonts w:ascii="Aptos" w:hAnsi="Aptos" w:cs="Arial"/>
+                <w:sz w:val="18"/>
+                <w:szCs w:val="18"/>
+              </w:rPr>
+            </w:pPr>
+          </w:p>
+          <w:p>
+            <w:pPr>
+              <w:jc w:val="both"/>
+              <w:rPr>
+                <w:rFonts w:ascii="Aptos" w:hAnsi="Aptos" w:cs="Arial"/>
+                <w:sz w:val="18"/>
+                <w:szCs w:val="18"/>
+              </w:rPr>
+            </w:pPr>
+            <w:r>
+              <w:rPr>
+                <w:rFonts w:ascii="Aptos" w:hAnsi="Aptos" w:cs="Arial"/>
+                <w:sz w:val="18"/>
+                <w:szCs w:val="18"/>
+              </w:rPr>
+              <w:lastRenderedPageBreak/>
+              <w:t>Dora Margarita Espinosa Flores (Supervisor)</w:t>
+            </w:r>
           </w:p>
         </w:tc>
         <w:tc>
           <w:tcPr>
-            <w:tcW w:w="1357" w:type="dxa"/>
+            <w:tcW w:w="1320" w:type="dxa"/>
           </w:tcPr>
+          <w:p>
+            <w:pPr>
+              <w:jc w:val="both"/>
+              <w:rPr>
+                <w:rFonts w:ascii="Aptos" w:hAnsi="Aptos" w:cs="Arial"/>
+                <w:sz w:val="18"/>
+                <w:szCs w:val="18"/>
+                <w:lang w:val="es-ES"/>
+              </w:rPr>
+            </w:pPr>
+            <w:r>
+              <w:rPr>
+                <w:rFonts w:ascii="Aptos" w:hAnsi="Aptos" w:cs="Arial"/>
+                <w:sz w:val="18"/>
+                <w:szCs w:val="18"/>
+              </w:rPr>
+              <w:lastRenderedPageBreak/>
+              <w:t xml:space="preserve">Entregado a: </w:t>
+            </w:r>
+            <w:r>
+              <w:rPr>
+                <w:rFonts w:ascii="Aptos" w:hAnsi="Aptos" w:cs="Arial"/>
+                <w:sz w:val="18"/>
+                <w:szCs w:val="18"/>
+              </w:rPr>
+              <w:t>Geomayra Alexandra</w:t>
+            </w:r>
+            <w:r>
+              <w:rPr>
+                <w:rFonts w:ascii="Aptos" w:hAnsi="Aptos" w:cs="Arial"/>
+                <w:sz w:val="18"/>
+                <w:szCs w:val="18"/>
+              </w:rPr>
+              <w:t xml:space="preserve"> </w:t>
+            </w:r>
+            <w:r>
+              <w:rPr>
+                <w:rFonts w:ascii="Aptos" w:hAnsi="Aptos" w:cs="Arial"/>
+                <w:sz w:val="18"/>
+                <w:szCs w:val="18"/>
+              </w:rPr>
+              <w:t>Paredes Fierro</w:t>
+            </w:r>
+          </w:p>
           <w:p>
             <w:pPr>
               <w:jc w:val="both"/>
@@ -2306,7 +2138,7 @@
         </w:trPr>
         <w:tc>
           <w:tcPr>
-            <w:tcW w:w="1035" w:type="dxa"/>
+            <w:tcW w:w="1125" w:type="dxa"/>
           </w:tcPr>
           <w:p>
             <w:pPr>
@@ -2317,11 +2149,20 @@
                 <w:szCs w:val="18"/>
               </w:rPr>
             </w:pPr>
+            <w:r>
+              <w:rPr>
+                <w:rFonts w:ascii="Aptos" w:hAnsi="Aptos" w:cs="Arial"/>
+                <w:sz w:val="18"/>
+                <w:szCs w:val="18"/>
+              </w:rPr>
+              <w:lastRenderedPageBreak/>
+              <w:t>Funcionalidad de administración y aprobación de plantilla.</w:t>
+            </w:r>
           </w:p>
         </w:tc>
         <w:tc>
           <w:tcPr>
-            <w:tcW w:w="1433" w:type="dxa"/>
+            <w:tcW w:w="1291" w:type="dxa"/>
           </w:tcPr>
           <w:p>
             <w:pPr>
@@ -2332,12 +2173,120 @@
                 <w:szCs w:val="18"/>
               </w:rPr>
             </w:pPr>
+            <w:r>
+              <w:rPr>
+                <w:rFonts w:ascii="Aptos" w:hAnsi="Aptos" w:cs="Arial"/>
+                <w:sz w:val="18"/>
+                <w:szCs w:val="18"/>
+              </w:rPr>
+              <w:t>Finalizado:</w:t>
+            </w:r>
+          </w:p>
+          <w:p>
+            <w:pPr>
+              <w:jc w:val="both"/>
+              <w:rPr>
+                <w:rFonts w:ascii="Aptos" w:hAnsi="Aptos" w:cs="Arial"/>
+                <w:sz w:val="18"/>
+                <w:szCs w:val="18"/>
+              </w:rPr>
+            </w:pPr>
+            <w:r>
+              <w:rPr>
+                <w:rFonts w:ascii="Aptos" w:hAnsi="Aptos" w:cs="Arial"/>
+                <w:sz w:val="18"/>
+                <w:szCs w:val="18"/>
+              </w:rPr>
+              <w:t xml:space="preserve">Creación de funcionalidades para la administración y aprobación de plantilla </w:t>
+            </w:r>
+            <w:r>
+              <w:rPr>
+                <w:rFonts w:ascii="Aptos" w:hAnsi="Aptos" w:cs="Arial"/>
+                <w:sz w:val="18"/>
+                <w:szCs w:val="18"/>
+              </w:rPr>
+              <w:lastRenderedPageBreak/>
+              <w:t>en el</w:t>
+            </w:r>
+            <w:r>
+              <w:rPr>
+                <w:rFonts w:ascii="Aptos" w:hAnsi="Aptos" w:cs="Arial"/>
+                <w:sz w:val="18"/>
+                <w:szCs w:val="18"/>
+              </w:rPr>
+              <w:t xml:space="preserve"> ambiente de intranet.</w:t>
+            </w:r>
+          </w:p>
+          <w:p>
+            <w:pPr>
+              <w:jc w:val="both"/>
+              <w:rPr>
+                <w:rFonts w:ascii="Aptos" w:hAnsi="Aptos" w:cs="Arial"/>
+                <w:sz w:val="18"/>
+                <w:szCs w:val="18"/>
+              </w:rPr>
+            </w:pPr>
+            <w:r>
+              <w:rPr>
+                <w:rFonts w:ascii="Aptos" w:hAnsi="Aptos" w:cs="Arial"/>
+                <w:sz w:val="18"/>
+                <w:szCs w:val="18"/>
+              </w:rPr>
+              <w:t xml:space="preserve">Proyecto: </w:t>
+            </w:r>
+            <w:r>
+              <w:rPr>
+                <w:rFonts w:ascii="Aptos" w:hAnsi="Aptos" w:cs="Arial"/>
+                <w:sz w:val="18"/>
+                <w:szCs w:val="18"/>
+              </w:rPr>
+              <w:t>sri-gestion-anexos-web</w:t>
+            </w:r>
+          </w:p>
+          <w:p>
+            <w:pPr>
+              <w:jc w:val="both"/>
+              <w:rPr>
+                <w:rFonts w:ascii="Aptos" w:hAnsi="Aptos" w:cs="Arial"/>
+                <w:sz w:val="18"/>
+                <w:szCs w:val="18"/>
+              </w:rPr>
+            </w:pPr>
+            <w:r>
+              <w:rPr>
+                <w:rFonts w:ascii="Aptos" w:hAnsi="Aptos" w:cs="Arial"/>
+                <w:sz w:val="18"/>
+                <w:szCs w:val="18"/>
+              </w:rPr>
+              <w:t>Rama: dev_anexos_ca</w:t>
+            </w:r>
           </w:p>
         </w:tc>
         <w:tc>
           <w:tcPr>
-            <w:tcW w:w="2973" w:type="dxa"/>
+            <w:tcW w:w="2257" w:type="dxa"/>
           </w:tcPr>
+          <w:p>
+            <w:pPr>
+              <w:jc w:val="both"/>
+              <w:rPr>
+                <w:rFonts w:ascii="Aptos" w:hAnsi="Aptos" w:cs="Arial"/>
+                <w:sz w:val="18"/>
+                <w:szCs w:val="18"/>
+              </w:rPr>
+            </w:pPr>
+            <w:hyperlink r:id="rId15" w:history="1">
+              <w:r>
+                <w:rPr>
+                  <w:rStyle w:val="Hipervnculo"/>
+                  <w:rFonts w:ascii="Aptos" w:hAnsi="Aptos" w:cs="Arial"/>
+                  <w:sz w:val="18"/>
+                  <w:szCs w:val="18"/>
+                </w:rPr>
+                <w:t>https://gitlab.sri.ad/DesarrolloAplicaciones/anexos-e-Informes/arquitectura-resiliente/gestion-anexos/frontend/sri-gestion-anexos-web</w:t>
+              </w:r>
+            </w:hyperlink>
+          </w:p>
           <w:p>
             <w:pPr>
               <w:jc w:val="both"/>
@@ -2351,7 +2300,7 @@
         </w:tc>
         <w:tc>
           <w:tcPr>
-            <w:tcW w:w="1128" w:type="dxa"/>
+            <w:tcW w:w="2082" w:type="dxa"/>
           </w:tcPr>
           <w:p>
             <w:pPr>
@@ -2362,12 +2311,67 @@
                 <w:szCs w:val="18"/>
               </w:rPr>
             </w:pPr>
+            <w:r>
+              <w:rPr>
+                <w:rFonts w:ascii="Aptos" w:hAnsi="Aptos" w:cs="Arial"/>
+                <w:sz w:val="18"/>
+                <w:szCs w:val="18"/>
+              </w:rPr>
+              <w:t xml:space="preserve">Karen Sofía Sevilla Amaya (Experto TI) </w:t>
+            </w:r>
+          </w:p>
+          <w:p>
+            <w:pPr>
+              <w:jc w:val="both"/>
+              <w:rPr>
+                <w:rFonts w:ascii="Aptos" w:hAnsi="Aptos" w:cs="Arial"/>
+                <w:sz w:val="18"/>
+                <w:szCs w:val="18"/>
+              </w:rPr>
+            </w:pPr>
+          </w:p>
+          <w:p>
+            <w:pPr>
+              <w:jc w:val="both"/>
+              <w:rPr>
+                <w:rFonts w:ascii="Aptos" w:hAnsi="Aptos" w:cs="Arial"/>
+                <w:sz w:val="18"/>
+                <w:szCs w:val="18"/>
+              </w:rPr>
+            </w:pPr>
+            <w:r>
+              <w:rPr>
+                <w:rFonts w:ascii="Aptos" w:hAnsi="Aptos" w:cs="Arial"/>
+                <w:sz w:val="18"/>
+                <w:szCs w:val="18"/>
+              </w:rPr>
+              <w:t>Dora Margarita Espinosa Flores (Supervisor)</w:t>
+            </w:r>
           </w:p>
         </w:tc>
         <w:tc>
           <w:tcPr>
-            <w:tcW w:w="1357" w:type="dxa"/>
+            <w:tcW w:w="1320" w:type="dxa"/>
           </w:tcPr>
+          <w:p>
+            <w:pPr>
+              <w:jc w:val="both"/>
+              <w:rPr>
+                <w:rFonts w:ascii="Aptos" w:hAnsi="Aptos" w:cs="Arial"/>
+                <w:sz w:val="18"/>
+                <w:szCs w:val="18"/>
+                <w:lang w:val="es-ES"/>
+              </w:rPr>
+            </w:pPr>
+            <w:r>
+              <w:rPr>
+                <w:rFonts w:ascii="Aptos" w:hAnsi="Aptos" w:cs="Arial"/>
+                <w:sz w:val="18"/>
+                <w:szCs w:val="18"/>
+              </w:rPr>
+              <w:t xml:space="preserve">Entregado a: </w:t>
+            </w:r>
+          </w:p>
           <w:p>
             <w:pPr>
               <w:jc w:val="both"/>
@@ -2387,364 +2391,17 @@
         <w:rPr>
           <w:rFonts w:ascii="Aptos" w:hAnsi="Aptos" w:cs="Arial"/>
           <w:color w:val="000000"/>
-          <w:sz w:val="20"/>
-          <w:szCs w:val="20"/>
-        </w:rPr>
-      </w:pPr>
-    </w:p>
-    <w:tbl>
-      <w:tblPr>
-        <w:tblW w:w="0" w:type="auto"/>
-        <w:tblBorders>
-          <w:top w:val="single" w:sz="4" w:space="0" w:color="auto"/>
-          <w:left w:val="single" w:sz="4" w:space="0" w:color="auto"/>
-          <w:bottom w:val="single" w:sz="4" w:space="0" w:color="auto"/>
-          <w:right w:val="single" w:sz="4" w:space="0" w:color="auto"/>
-          <w:insideH w:val="single" w:sz="4" w:space="0" w:color="auto"/>
-          <w:insideV w:val="single" w:sz="4" w:space="0" w:color="auto"/>
-        </w:tblBorders>
-        <w:tblLook w:val="04A0" w:firstRow="1" w:lastRow="0" w:firstColumn="1" w:lastColumn="0" w:noHBand="0" w:noVBand="1"/>
-      </w:tblPr>
-      <w:tblGrid>
-        <w:gridCol w:w="1988"/>
-        <w:gridCol w:w="1541"/>
-        <w:gridCol w:w="1367"/>
-        <w:gridCol w:w="1468"/>
-        <w:gridCol w:w="1562"/>
-      </w:tblGrid>
-      <w:tr>
-        <w:tc>
-          <w:tcPr>
-            <w:tcW w:w="2373" w:type="dxa"/>
-          </w:tcPr>
-          <w:p>
-            <w:pPr>
-              <w:jc w:val="center"/>
-              <w:rPr>
-                <w:rFonts w:ascii="Aptos" w:hAnsi="Aptos" w:cs="Arial"/>
-                <w:b/>
-                <w:sz w:val="18"/>
-                <w:szCs w:val="18"/>
-              </w:rPr>
-            </w:pPr>
-            <w:r>
-              <w:rPr>
-                <w:rFonts w:ascii="Aptos" w:hAnsi="Aptos" w:cs="Arial"/>
-                <w:b/>
-                <w:sz w:val="18"/>
-                <w:szCs w:val="18"/>
-              </w:rPr>
-              <w:lastRenderedPageBreak/>
-              <w:t>*Aplicaciones</w:t>
-            </w:r>
-          </w:p>
-        </w:tc>
-        <w:tc>
-          <w:tcPr>
-            <w:tcW w:w="1727" w:type="dxa"/>
-          </w:tcPr>
-          <w:p>
-            <w:pPr>
-              <w:jc w:val="center"/>
-              <w:rPr>
-                <w:rFonts w:ascii="Aptos" w:hAnsi="Aptos" w:cs="Arial"/>
-                <w:b/>
-                <w:sz w:val="18"/>
-                <w:szCs w:val="18"/>
-              </w:rPr>
-            </w:pPr>
-          </w:p>
-          <w:p>
-            <w:pPr>
-              <w:jc w:val="center"/>
-              <w:rPr>
-                <w:rFonts w:ascii="Aptos" w:hAnsi="Aptos" w:cs="Arial"/>
-                <w:b/>
-                <w:sz w:val="18"/>
-                <w:szCs w:val="18"/>
-              </w:rPr>
-            </w:pPr>
-            <w:r>
-              <w:rPr>
-                <w:rFonts w:ascii="Aptos" w:hAnsi="Aptos" w:cs="Arial"/>
-                <w:b/>
-                <w:sz w:val="18"/>
-                <w:szCs w:val="18"/>
-              </w:rPr>
-              <w:t>Nuevo responsable</w:t>
-            </w:r>
-          </w:p>
-        </w:tc>
-        <w:tc>
-          <w:tcPr>
-            <w:tcW w:w="1690" w:type="dxa"/>
-          </w:tcPr>
-          <w:p>
-            <w:pPr>
-              <w:jc w:val="center"/>
-              <w:rPr>
-                <w:rFonts w:ascii="Aptos" w:hAnsi="Aptos" w:cs="Arial"/>
-                <w:b/>
-                <w:sz w:val="18"/>
-                <w:szCs w:val="18"/>
-              </w:rPr>
-            </w:pPr>
-            <w:r>
-              <w:rPr>
-                <w:rFonts w:ascii="Aptos" w:hAnsi="Aptos" w:cs="Arial"/>
-                <w:b/>
-                <w:sz w:val="18"/>
-                <w:szCs w:val="18"/>
-              </w:rPr>
-              <w:t>Fecha de Entrega</w:t>
-            </w:r>
-          </w:p>
-        </w:tc>
-        <w:tc>
-          <w:tcPr>
-            <w:tcW w:w="1632" w:type="dxa"/>
-            <w:vAlign w:val="center"/>
-          </w:tcPr>
-          <w:p>
-            <w:pPr>
-              <w:jc w:val="center"/>
-              <w:rPr>
-                <w:rFonts w:ascii="Aptos" w:hAnsi="Aptos" w:cs="Arial"/>
-                <w:b/>
-                <w:sz w:val="18"/>
-                <w:szCs w:val="18"/>
-              </w:rPr>
-            </w:pPr>
-            <w:r>
-              <w:rPr>
-                <w:rFonts w:ascii="Aptos" w:hAnsi="Aptos" w:cs="Arial"/>
-                <w:b/>
-                <w:sz w:val="18"/>
-                <w:szCs w:val="18"/>
-              </w:rPr>
-              <w:t>Verificación de entrega por el Jefe Inmediato</w:t>
-            </w:r>
-          </w:p>
-        </w:tc>
-        <w:tc>
-          <w:tcPr>
-            <w:tcW w:w="1632" w:type="dxa"/>
-            <w:vAlign w:val="center"/>
-          </w:tcPr>
-          <w:p>
-            <w:pPr>
-              <w:jc w:val="center"/>
-              <w:rPr>
-                <w:rFonts w:ascii="Aptos" w:hAnsi="Aptos" w:cs="Arial"/>
-                <w:b/>
-                <w:sz w:val="18"/>
-                <w:szCs w:val="18"/>
-              </w:rPr>
-            </w:pPr>
-            <w:r>
-              <w:rPr>
-                <w:rFonts w:ascii="Aptos" w:hAnsi="Aptos" w:cs="Arial"/>
-                <w:b/>
-                <w:sz w:val="18"/>
-                <w:szCs w:val="18"/>
-              </w:rPr>
-              <w:t>Observaciones</w:t>
-            </w:r>
-          </w:p>
-        </w:tc>
-      </w:tr>
-      <w:tr>
-        <w:tc>
-          <w:tcPr>
-            <w:tcW w:w="2373" w:type="dxa"/>
-          </w:tcPr>
-          <w:p>
-            <w:pPr>
-              <w:jc w:val="both"/>
-              <w:rPr>
-                <w:rFonts w:ascii="Aptos" w:hAnsi="Aptos" w:cs="Arial"/>
-                <w:color w:val="000000"/>
-                <w:sz w:val="18"/>
-                <w:szCs w:val="18"/>
-              </w:rPr>
-            </w:pPr>
-          </w:p>
-        </w:tc>
-        <w:tc>
-          <w:tcPr>
-            <w:tcW w:w="1727" w:type="dxa"/>
-          </w:tcPr>
-          <w:p>
-            <w:pPr>
-              <w:jc w:val="both"/>
-              <w:rPr>
-                <w:rFonts w:ascii="Aptos" w:hAnsi="Aptos" w:cs="Arial"/>
-                <w:color w:val="000000"/>
-                <w:sz w:val="18"/>
-                <w:szCs w:val="18"/>
-              </w:rPr>
-            </w:pPr>
-          </w:p>
-        </w:tc>
-        <w:tc>
-          <w:tcPr>
-            <w:tcW w:w="1690" w:type="dxa"/>
-          </w:tcPr>
-          <w:p>
-            <w:pPr>
-              <w:jc w:val="both"/>
-              <w:rPr>
-                <w:rFonts w:ascii="Aptos" w:hAnsi="Aptos" w:cs="Arial"/>
-                <w:color w:val="000000"/>
-                <w:sz w:val="18"/>
-                <w:szCs w:val="18"/>
-              </w:rPr>
-            </w:pPr>
-          </w:p>
-        </w:tc>
-        <w:tc>
-          <w:tcPr>
-            <w:tcW w:w="1632" w:type="dxa"/>
-          </w:tcPr>
-          <w:p>
-            <w:pPr>
-              <w:jc w:val="both"/>
-              <w:rPr>
-                <w:rFonts w:ascii="Aptos" w:hAnsi="Aptos" w:cs="Arial"/>
-                <w:color w:val="000000"/>
-                <w:sz w:val="18"/>
-                <w:szCs w:val="18"/>
-              </w:rPr>
-            </w:pPr>
-          </w:p>
-        </w:tc>
-        <w:tc>
-          <w:tcPr>
-            <w:tcW w:w="1632" w:type="dxa"/>
-          </w:tcPr>
-          <w:p>
-            <w:pPr>
-              <w:jc w:val="both"/>
-              <w:rPr>
-                <w:rFonts w:ascii="Aptos" w:hAnsi="Aptos" w:cs="Arial"/>
-                <w:color w:val="000000"/>
-                <w:sz w:val="18"/>
-                <w:szCs w:val="18"/>
-              </w:rPr>
-            </w:pPr>
-          </w:p>
-        </w:tc>
-      </w:tr>
-      <w:tr>
-        <w:tc>
-          <w:tcPr>
-            <w:tcW w:w="2373" w:type="dxa"/>
-          </w:tcPr>
-          <w:p>
-            <w:pPr>
-              <w:jc w:val="both"/>
-              <w:rPr>
-                <w:rFonts w:ascii="Aptos" w:hAnsi="Aptos" w:cs="Arial"/>
-                <w:color w:val="000000"/>
-                <w:sz w:val="18"/>
-                <w:szCs w:val="18"/>
-              </w:rPr>
-            </w:pPr>
-          </w:p>
-        </w:tc>
-        <w:tc>
-          <w:tcPr>
-            <w:tcW w:w="1727" w:type="dxa"/>
-          </w:tcPr>
-          <w:p>
-            <w:pPr>
-              <w:jc w:val="both"/>
-              <w:rPr>
-                <w:rFonts w:ascii="Aptos" w:hAnsi="Aptos" w:cs="Arial"/>
-                <w:color w:val="000000"/>
-                <w:sz w:val="18"/>
-                <w:szCs w:val="18"/>
-              </w:rPr>
-            </w:pPr>
-          </w:p>
-        </w:tc>
-        <w:tc>
-          <w:tcPr>
-            <w:tcW w:w="1690" w:type="dxa"/>
-          </w:tcPr>
-          <w:p>
-            <w:pPr>
-              <w:jc w:val="both"/>
-              <w:rPr>
-                <w:rFonts w:ascii="Aptos" w:hAnsi="Aptos" w:cs="Arial"/>
-                <w:color w:val="000000"/>
-                <w:sz w:val="18"/>
-                <w:szCs w:val="18"/>
-              </w:rPr>
-            </w:pPr>
-          </w:p>
-        </w:tc>
-        <w:tc>
-          <w:tcPr>
-            <w:tcW w:w="1632" w:type="dxa"/>
-          </w:tcPr>
-          <w:p>
-            <w:pPr>
-              <w:jc w:val="both"/>
-              <w:rPr>
-                <w:rFonts w:ascii="Aptos" w:hAnsi="Aptos" w:cs="Arial"/>
-                <w:color w:val="000000"/>
-                <w:sz w:val="18"/>
-                <w:szCs w:val="18"/>
-              </w:rPr>
-            </w:pPr>
-          </w:p>
-        </w:tc>
-        <w:tc>
-          <w:tcPr>
-            <w:tcW w:w="1632" w:type="dxa"/>
-          </w:tcPr>
-          <w:p>
-            <w:pPr>
-              <w:jc w:val="both"/>
-              <w:rPr>
-                <w:rFonts w:ascii="Aptos" w:hAnsi="Aptos" w:cs="Arial"/>
-                <w:color w:val="000000"/>
-                <w:sz w:val="18"/>
-                <w:szCs w:val="18"/>
-              </w:rPr>
-            </w:pPr>
-          </w:p>
-        </w:tc>
-      </w:tr>
-    </w:tbl>
-    <w:p>
-      <w:pPr>
-        <w:jc w:val="both"/>
-        <w:rPr>
-          <w:rFonts w:ascii="Aptos" w:hAnsi="Aptos" w:cs="Arial"/>
-          <w:color w:val="000000"/>
           <w:sz w:val="18"/>
           <w:szCs w:val="18"/>
         </w:rPr>
       </w:pPr>
-      <w:r>
-        <w:rPr>
-          <w:rFonts w:ascii="Aptos" w:hAnsi="Aptos" w:cs="Arial"/>
-          <w:color w:val="000000"/>
-          <w:sz w:val="18"/>
-          <w:szCs w:val="18"/>
-        </w:rPr>
-        <w:t>*Aplicaciones: Se refiere a toda aplicación, módulo, universo o área de negocio en el que el servidor se encontraba registrado como administrador</w:t>
-      </w:r>
     </w:p>
     <w:p>
       <w:pPr>
         <w:jc w:val="both"/>
         <w:rPr>
           <w:rFonts w:ascii="Aptos" w:hAnsi="Aptos" w:cs="Arial"/>
-          <w:i/>
-          <w:color w:val="548DD4"/>
+          <w:iCs/>
           <w:sz w:val="20"/>
           <w:szCs w:val="20"/>
         </w:rPr>
@@ -2752,12 +2409,29 @@
       <w:r>
         <w:rPr>
           <w:rFonts w:ascii="Aptos" w:hAnsi="Aptos" w:cs="Arial"/>
-          <w:i/>
-          <w:color w:val="548DD4"/>
-          <w:sz w:val="20"/>
-          <w:szCs w:val="20"/>
-        </w:rPr>
-        <w:t>Adicionalmente informo que el cambio de responsables de aplicaciones ha sido validado por “Seguridad Informática”</w:t>
+          <w:iCs/>
+          <w:sz w:val="20"/>
+          <w:szCs w:val="20"/>
+        </w:rPr>
+        <w:t xml:space="preserve">Adicionalmente confirmo que el servidor a desvincularse no es responsable de ninguna aplicación/universo/área de negocio, lo cual fue validado por “Seguridad Informática” mediante </w:t>
+      </w:r>
+      <w:r>
+        <w:rPr>
+          <w:rFonts w:ascii="Aptos" w:hAnsi="Aptos" w:cs="Arial"/>
+          <w:iCs/>
+          <w:sz w:val="20"/>
+          <w:szCs w:val="20"/>
+        </w:rPr>
+        <w:t>requerimiento Nro.</w:t>
+      </w:r>
+      <w:r>
+        <w:rPr>
+          <w:rFonts w:ascii="Aptos" w:hAnsi="Aptos" w:cs="Arial"/>
+          <w:iCs/>
+          <w:sz w:val="20"/>
+          <w:szCs w:val="20"/>
+        </w:rPr>
+        <w:t xml:space="preserve"> XXXXX</w:t>
       </w:r>
     </w:p>
     <w:p>
@@ -2765,8 +2439,7 @@
         <w:jc w:val="both"/>
         <w:rPr>
           <w:rFonts w:ascii="Aptos" w:hAnsi="Aptos" w:cs="Arial"/>
-          <w:i/>
-          <w:color w:val="548DD4"/>
+          <w:iCs/>
           <w:sz w:val="20"/>
           <w:szCs w:val="20"/>
         </w:rPr>
@@ -2774,56 +2447,29 @@
       <w:r>
         <w:rPr>
           <w:rFonts w:ascii="Aptos" w:hAnsi="Aptos" w:cs="Arial"/>
-          <w:i/>
-          <w:color w:val="548DD4"/>
-          <w:sz w:val="20"/>
-          <w:szCs w:val="20"/>
-        </w:rPr>
-        <w:t xml:space="preserve">En caso de no tener aplicación/universo/área de negocio asignados registrar el siguiente párrafo: </w:t>
-      </w:r>
-    </w:p>
-    <w:p>
-      <w:pPr>
-        <w:jc w:val="both"/>
-        <w:rPr>
-          <w:rFonts w:ascii="Aptos" w:hAnsi="Aptos" w:cs="Arial"/>
-          <w:i/>
-          <w:color w:val="548DD4"/>
-          <w:sz w:val="20"/>
-          <w:szCs w:val="20"/>
-        </w:rPr>
-      </w:pPr>
-      <w:r>
-        <w:rPr>
-          <w:rFonts w:ascii="Aptos" w:hAnsi="Aptos" w:cs="Arial"/>
-          <w:i/>
-          <w:color w:val="548DD4"/>
-          <w:sz w:val="20"/>
-          <w:szCs w:val="20"/>
-        </w:rPr>
-        <w:t>Adicionalmente confirmo que el servidor a desvincularse no es responsable de ninguna aplicación/universo/área de negocio, lo cual fue validado por “Seguridad Informática” mediante Registro de Incidente XXXXX</w:t>
-      </w:r>
-    </w:p>
-    <w:p>
-      <w:pPr>
-        <w:jc w:val="both"/>
-        <w:rPr>
-          <w:rFonts w:ascii="Aptos" w:hAnsi="Aptos" w:cs="Arial"/>
-          <w:i/>
-          <w:color w:val="548DD4"/>
-          <w:sz w:val="20"/>
-          <w:szCs w:val="20"/>
-        </w:rPr>
-      </w:pPr>
-      <w:r>
-        <w:rPr>
-          <w:rFonts w:ascii="Aptos" w:hAnsi="Aptos" w:cs="Arial"/>
-          <w:i/>
-          <w:color w:val="548DD4"/>
-          <w:sz w:val="20"/>
-          <w:szCs w:val="20"/>
-        </w:rPr>
-        <w:t>Adicionalmente confirmo que el servidor a desvincularse no consta en el catastro a cargo denominado Soluciones Informáticas Complementarias, lo cual fue validado por el Departamento de Desarrollo mediante requerimiento XXXXX</w:t>
+          <w:iCs/>
+          <w:sz w:val="20"/>
+          <w:szCs w:val="20"/>
+        </w:rPr>
+        <w:t>Adicionalmente confirmo que el servidor a desvincularse no consta en el catastro a cargo denominado Soluciones Informáticas Complementarias, lo cual fue validado por el Departamento de Desarrollo mediante requerimiento</w:t>
+      </w:r>
+      <w:r>
+        <w:rPr>
+          <w:rFonts w:ascii="Aptos" w:hAnsi="Aptos" w:cs="Arial"/>
+          <w:iCs/>
+          <w:sz w:val="20"/>
+          <w:szCs w:val="20"/>
+        </w:rPr>
+        <w:t xml:space="preserve"> Nro.</w:t>
+      </w:r>
+      <w:r>
+        <w:rPr>
+          <w:rFonts w:ascii="Aptos" w:hAnsi="Aptos" w:cs="Arial"/>
+          <w:iCs/>
+          <w:sz w:val="20"/>
+          <w:szCs w:val="20"/>
+        </w:rPr>
+        <w:t xml:space="preserve"> XXXXX</w:t>
       </w:r>
     </w:p>
     <w:p>
@@ -2915,7 +2561,23 @@
           <w:sz w:val="20"/>
           <w:szCs w:val="20"/>
         </w:rPr>
-        <w:t xml:space="preserve">_________________________    </w:t>
+        <w:t xml:space="preserve">_________________________ </w:t>
+      </w:r>
+      <w:r>
+        <w:rPr>
+          <w:rFonts w:ascii="Aptos" w:hAnsi="Aptos" w:cs="Arial"/>
+          <w:sz w:val="20"/>
+          <w:szCs w:val="20"/>
+        </w:rPr>
+        <w:t>_</w:t>
+      </w:r>
+      <w:r>
+        <w:rPr>
+          <w:rFonts w:ascii="Aptos" w:hAnsi="Aptos" w:cs="Arial"/>
+          <w:sz w:val="20"/>
+          <w:szCs w:val="20"/>
+        </w:rPr>
+        <w:t xml:space="preserve">   </w:t>
       </w:r>
       <w:r>
         <w:rPr>
@@ -2948,7 +2610,23 @@
           <w:szCs w:val="20"/>
         </w:rPr>
         <w:tab/>
-        <w:t>__________________</w:t>
+        <w:t>________________</w:t>
+      </w:r>
+      <w:r>
+        <w:rPr>
+          <w:rFonts w:ascii="Aptos" w:hAnsi="Aptos" w:cs="Arial"/>
+          <w:sz w:val="20"/>
+          <w:szCs w:val="20"/>
+        </w:rPr>
+        <w:t>_______</w:t>
+      </w:r>
+      <w:r>
+        <w:rPr>
+          <w:rFonts w:ascii="Aptos" w:hAnsi="Aptos" w:cs="Arial"/>
+          <w:sz w:val="20"/>
+          <w:szCs w:val="20"/>
+        </w:rPr>
+        <w:t>__</w:t>
       </w:r>
     </w:p>
     <w:p>
@@ -2965,38 +2643,49 @@
       <w:r>
         <w:rPr>
           <w:rFonts w:ascii="Aptos" w:hAnsi="Aptos" w:cs="Arial"/>
+          <w:b/>
+          <w:bCs/>
+          <w:i/>
+          <w:sz w:val="18"/>
+          <w:szCs w:val="18"/>
+        </w:rPr>
+        <w:t>Carlos Eduardo Anchundia Valencia</w:t>
+      </w:r>
+      <w:r>
+        <w:rPr>
+          <w:rFonts w:ascii="Aptos" w:hAnsi="Aptos" w:cs="Arial"/>
+          <w:i/>
+          <w:sz w:val="18"/>
+          <w:szCs w:val="18"/>
+        </w:rPr>
+        <w:t xml:space="preserve"> </w:t>
+      </w:r>
+      <w:r>
+        <w:rPr>
+          <w:rFonts w:ascii="Aptos" w:hAnsi="Aptos" w:cs="Arial"/>
           <w:i/>
           <w:color w:val="548DD4"/>
           <w:sz w:val="18"/>
           <w:szCs w:val="18"/>
         </w:rPr>
-        <w:t xml:space="preserve">(Nombre del servidor)                                                            </w:t>
-      </w:r>
-      <w:r>
-        <w:rPr>
-          <w:rFonts w:ascii="Aptos" w:hAnsi="Aptos" w:cs="Arial"/>
+        <w:t xml:space="preserve">                                                       </w:t>
+      </w:r>
+      <w:r>
+        <w:rPr>
+          <w:rFonts w:ascii="Aptos" w:hAnsi="Aptos" w:cs="Arial"/>
+          <w:b/>
+          <w:bCs/>
           <w:i/>
-          <w:color w:val="548DD4"/>
           <w:sz w:val="18"/>
           <w:szCs w:val="18"/>
         </w:rPr>
-        <w:tab/>
-      </w:r>
-      <w:r>
-        <w:rPr>
-          <w:rFonts w:ascii="Aptos" w:hAnsi="Aptos" w:cs="Arial"/>
-          <w:i/>
-          <w:color w:val="548DD4"/>
-          <w:sz w:val="18"/>
-          <w:szCs w:val="18"/>
-        </w:rPr>
-        <w:tab/>
-        <w:t>(Nombre del Jefe Inmediato)</w:t>
+        <w:t>Roberto Patricio Cañarte Mantuano</w:t>
       </w:r>
     </w:p>
     <w:p>
       <w:pPr>
         <w:spacing w:after="0" w:line="240" w:lineRule="auto"/>
+        <w:ind w:left="1416" w:hanging="1416"/>
         <w:rPr>
           <w:rFonts w:ascii="Aptos" w:hAnsi="Aptos" w:cs="Arial"/>
           <w:sz w:val="18"/>
@@ -3009,7 +2698,7 @@
           <w:sz w:val="18"/>
           <w:szCs w:val="18"/>
         </w:rPr>
-        <w:t>Cédula de Ciudadanía</w:t>
+        <w:t>1722039953</w:t>
       </w:r>
       <w:r>
         <w:rPr>
@@ -3059,12 +2748,102 @@
           <w:szCs w:val="18"/>
         </w:rPr>
         <w:tab/>
-        <w:t xml:space="preserve">Cargo </w:t>
+      </w:r>
+      <w:r>
+        <w:rPr>
+          <w:rFonts w:ascii="Aptos" w:hAnsi="Aptos" w:cs="Arial"/>
+          <w:sz w:val="18"/>
+          <w:szCs w:val="18"/>
+        </w:rPr>
+        <w:t xml:space="preserve">Coordinador Nacional de Desarrollo y </w:t>
+      </w:r>
+      <w:r>
+        <w:rPr>
+          <w:rFonts w:ascii="Aptos" w:hAnsi="Aptos" w:cs="Arial"/>
+          <w:sz w:val="18"/>
+          <w:szCs w:val="18"/>
+        </w:rPr>
+        <w:t xml:space="preserve"> </w:t>
       </w:r>
     </w:p>
     <w:p>
       <w:pPr>
         <w:spacing w:after="0" w:line="240" w:lineRule="auto"/>
+        <w:ind w:left="1416" w:hanging="1416"/>
+        <w:rPr>
+          <w:rFonts w:ascii="Aptos" w:hAnsi="Aptos" w:cs="Arial"/>
+          <w:sz w:val="18"/>
+          <w:szCs w:val="18"/>
+        </w:rPr>
+      </w:pPr>
+      <w:r>
+        <w:rPr>
+          <w:rFonts w:ascii="Aptos" w:hAnsi="Aptos" w:cs="Arial"/>
+          <w:sz w:val="18"/>
+          <w:szCs w:val="18"/>
+        </w:rPr>
+        <w:tab/>
+      </w:r>
+      <w:r>
+        <w:rPr>
+          <w:rFonts w:ascii="Aptos" w:hAnsi="Aptos" w:cs="Arial"/>
+          <w:sz w:val="18"/>
+          <w:szCs w:val="18"/>
+        </w:rPr>
+        <w:tab/>
+      </w:r>
+      <w:r>
+        <w:rPr>
+          <w:rFonts w:ascii="Aptos" w:hAnsi="Aptos" w:cs="Arial"/>
+          <w:sz w:val="18"/>
+          <w:szCs w:val="18"/>
+        </w:rPr>
+        <w:tab/>
+      </w:r>
+      <w:r>
+        <w:rPr>
+          <w:rFonts w:ascii="Aptos" w:hAnsi="Aptos" w:cs="Arial"/>
+          <w:sz w:val="18"/>
+          <w:szCs w:val="18"/>
+        </w:rPr>
+        <w:tab/>
+      </w:r>
+      <w:r>
+        <w:rPr>
+          <w:rFonts w:ascii="Aptos" w:hAnsi="Aptos" w:cs="Arial"/>
+          <w:sz w:val="18"/>
+          <w:szCs w:val="18"/>
+        </w:rPr>
+        <w:tab/>
+      </w:r>
+      <w:r>
+        <w:rPr>
+          <w:rFonts w:ascii="Aptos" w:hAnsi="Aptos" w:cs="Arial"/>
+          <w:sz w:val="18"/>
+          <w:szCs w:val="18"/>
+        </w:rPr>
+        <w:tab/>
+      </w:r>
+      <w:r>
+        <w:rPr>
+          <w:rFonts w:ascii="Aptos" w:hAnsi="Aptos" w:cs="Arial"/>
+          <w:sz w:val="18"/>
+          <w:szCs w:val="18"/>
+        </w:rPr>
+        <w:t>Mantenimiento</w:t>
+      </w:r>
+      <w:r>
+        <w:rPr>
+          <w:rFonts w:ascii="Aptos" w:hAnsi="Aptos" w:cs="Arial"/>
+          <w:sz w:val="18"/>
+          <w:szCs w:val="18"/>
+        </w:rPr>
+        <w:t xml:space="preserve">                         </w:t>
+      </w:r>
+    </w:p>
+    <w:p>
+      <w:pPr>
+        <w:spacing w:after="0" w:line="240" w:lineRule="auto"/>
         <w:rPr>
           <w:rFonts w:ascii="Aptos" w:hAnsi="Aptos" w:cs="Arial"/>
           <w:sz w:val="18"/>
@@ -3164,52 +2943,9 @@
         <w:t xml:space="preserve"> El jefe inmediato es el custodio de la información entregada por parte del servidor cesante.</w:t>
       </w:r>
     </w:p>
-    <w:p>
-      <w:pPr>
-        <w:jc w:val="both"/>
-      </w:pPr>
-      <w:r>
-        <w:rPr>
-          <w:rFonts w:ascii="Aptos" w:hAnsi="Aptos" w:cs="Arial"/>
-          <w:color w:val="FF0000"/>
-          <w:sz w:val="20"/>
-          <w:szCs w:val="20"/>
-        </w:rPr>
-        <w:t>Recuerde: para obtener la validación de Seguridad Informática, el jefe inmediato del servidor que se desvincula efectuará un requerimiento tecnológico de tipo “</w:t>
-      </w:r>
-      <w:r>
-        <w:rPr>
-          <w:rFonts w:ascii="Aptos" w:hAnsi="Aptos" w:cs="Arial"/>
-          <w:i/>
-          <w:iCs/>
-          <w:color w:val="FF0000"/>
-          <w:sz w:val="20"/>
-          <w:szCs w:val="20"/>
-        </w:rPr>
-        <w:t>Requerimiento de información técnica de Seguridad Informática</w:t>
-      </w:r>
-      <w:r>
-        <w:rPr>
-          <w:rFonts w:ascii="Aptos" w:hAnsi="Aptos" w:cs="Arial"/>
-          <w:color w:val="FF0000"/>
-          <w:sz w:val="20"/>
-          <w:szCs w:val="20"/>
-        </w:rPr>
-        <w:t>”, considerar que el tiempo de respuesta de dicha unidad será máximo de 2 días</w:t>
-      </w:r>
-      <w:r>
-        <w:rPr>
-          <w:rFonts w:ascii="Aptos" w:hAnsi="Aptos" w:cs="Arial"/>
-          <w:color w:val="FF0000"/>
-          <w:sz w:val="20"/>
-          <w:szCs w:val="20"/>
-        </w:rPr>
-        <w:t>.</w:t>
-      </w:r>
-    </w:p>
     <w:sectPr>
-      <w:headerReference w:type="default" r:id="rId12"/>
-      <w:footerReference w:type="default" r:id="rId13"/>
+      <w:headerReference w:type="default" r:id="rId16"/>
+      <w:footerReference w:type="default" r:id="rId17"/>
       <w:pgSz w:w="11900" w:h="16840"/>
       <w:pgMar w:top="2268" w:right="1979" w:bottom="1418" w:left="1985" w:header="0" w:footer="2177" w:gutter="0"/>
       <w:cols w:space="708"/>
@@ -3220,7 +2956,7 @@
 </file>
 
 <file path=word/endnotes.xml><?xml version="1.0" encoding="utf-8"?>
-<w:endnotes xmlns:wpc="http://schemas.microsoft.com/office/word/2010/wordprocessingCanvas" xmlns:cx="http://schemas.microsoft.com/office/drawing/2014/chartex" xmlns:cx1="http://schemas.microsoft.com/office/drawing/2015/9/8/chartex" xmlns:cx2="http://schemas.microsoft.com/office/drawing/2015/10/21/chartex" xmlns:cx3="http://schemas.microsoft.com/office/drawing/2016/5/9/chartex" xmlns:cx4="http://schemas.microsoft.com/office/drawing/2016/5/10/chartex" xmlns:cx5="http://schemas.microsoft.com/office/drawing/2016/5/11/chartex" xmlns:cx6="http://schemas.microsoft.com/office/drawing/2016/5/12/chartex" xmlns:cx7="http://schemas.microsoft.com/office/drawing/2016/5/13/chartex" xmlns:cx8="http://schemas.microsoft.com/office/drawing/2016/5/14/chartex" xmlns:mc="http://schemas.openxmlformats.org/markup-compatibility/2006" xmlns:aink="http://schemas.microsoft.com/office/drawing/2016/ink" xmlns:am3d="http://schemas.microsoft.com/office/drawing/2017/model3d" xmlns:o="urn:schemas-microsoft-com:office:office" xmlns:oel="http://schemas.microsoft.com/office/2019/extlst" xmlns:r="http://schemas.openxmlformats.org/officeDocument/2006/relationships" xmlns:m="http://schemas.openxmlformats.org/officeDocument/2006/math" xmlns:v="urn:schemas-microsoft-com:vml" xmlns:wp14="http://schemas.microsoft.com/office/word/2010/wordprocessingDrawing" xmlns:wp="http://schemas.openxmlformats.org/drawingml/2006/wordprocessingDrawing" xmlns:w10="urn:schemas-microsoft-com:office:word" xmlns:w="http://schemas.openxmlformats.org/wordprocessingml/2006/main" xmlns:w14="http://schemas.microsoft.com/office/word/2010/wordml" xmlns:w15="http://schemas.microsoft.com/office/word/2012/wordml" xmlns:w16cei="http://schemas.microsoft.com/office/word/2026/wordml/cei" xmlns:w16cex="http://schemas.microsoft.com/office/word/2018/wordml/cex" xmlns:w16cid="http://schemas.microsoft.com/office/word/2016/wordml/cid" xmlns:w16="http://schemas.microsoft.com/office/word/2018/wordml" xmlns:w16du="http://schemas.microsoft.com/office/word/2023/wordml/word16du" xmlns:w16sdtdh="http://schemas.microsoft.com/office/word/2020/wordml/sdtdatahash" xmlns:w16sdtfl="http://schemas.microsoft.com/office/word/2024/wordml/sdtformatlock" xmlns:w16se="http://schemas.microsoft.com/office/word/2015/wordml/symex" xmlns:wpg="http://schemas.microsoft.com/office/word/2010/wordprocessingGroup" xmlns:wpi="http://schemas.microsoft.com/office/word/2010/wordprocessingInk" xmlns:wne="http://schemas.microsoft.com/office/word/2006/wordml" xmlns:wps="http://schemas.microsoft.com/office/word/2010/wordprocessingShape" mc:Ignorable="w14 w15 w16se w16cid w16 w16cex w16sdtdh w16sdtfl w16du wp14">
+<w:endnotes xmlns:wpc="http://schemas.microsoft.com/office/word/2010/wordprocessingCanvas" xmlns:cx="http://schemas.microsoft.com/office/drawing/2014/chartex" xmlns:cx1="http://schemas.microsoft.com/office/drawing/2015/9/8/chartex" xmlns:cx2="http://schemas.microsoft.com/office/drawing/2015/10/21/chartex" xmlns:cx3="http://schemas.microsoft.com/office/drawing/2016/5/9/chartex" xmlns:cx4="http://schemas.microsoft.com/office/drawing/2016/5/10/chartex" xmlns:cx5="http://schemas.microsoft.com/office/drawing/2016/5/11/chartex" xmlns:cx6="http://schemas.microsoft.com/office/drawing/2016/5/12/chartex" xmlns:cx7="http://schemas.microsoft.com/office/drawing/2016/5/13/chartex" xmlns:cx8="http://schemas.microsoft.com/office/drawing/2016/5/14/chartex" xmlns:mc="http://schemas.openxmlformats.org/markup-compatibility/2006" xmlns:aink="http://schemas.microsoft.com/office/drawing/2016/ink" xmlns:am3d="http://schemas.microsoft.com/office/drawing/2017/model3d" xmlns:o="urn:schemas-microsoft-com:office:office" xmlns:oel="http://schemas.microsoft.com/office/2019/extlst" xmlns:r="http://schemas.openxmlformats.org/officeDocument/2006/relationships" xmlns:m="http://schemas.openxmlformats.org/officeDocument/2006/math" xmlns:v="urn:schemas-microsoft-com:vml" xmlns:wp14="http://schemas.microsoft.com/office/word/2010/wordprocessingDrawing" xmlns:wp="http://schemas.openxmlformats.org/drawingml/2006/wordprocessingDrawing" xmlns:w10="urn:schemas-microsoft-com:office:word" xmlns:w="http://schemas.openxmlformats.org/wordprocessingml/2006/main" xmlns:w14="http://schemas.microsoft.com/office/word/2010/wordml" xmlns:w15="http://schemas.microsoft.com/office/word/2012/wordml" xmlns:w16cex="http://schemas.microsoft.com/office/word/2018/wordml/cex" xmlns:w16cid="http://schemas.microsoft.com/office/word/2016/wordml/cid" xmlns:w16="http://schemas.microsoft.com/office/word/2018/wordml" xmlns:w16du="http://schemas.microsoft.com/office/word/2023/wordml/word16du" xmlns:w16sdtdh="http://schemas.microsoft.com/office/word/2020/wordml/sdtdatahash" xmlns:w16sdtfl="http://schemas.microsoft.com/office/word/2024/wordml/sdtformatlock" xmlns:w16se="http://schemas.microsoft.com/office/word/2015/wordml/symex" xmlns:wpg="http://schemas.microsoft.com/office/word/2010/wordprocessingGroup" xmlns:wpi="http://schemas.microsoft.com/office/word/2010/wordprocessingInk" xmlns:wne="http://schemas.microsoft.com/office/word/2006/wordml" xmlns:wps="http://schemas.microsoft.com/office/word/2010/wordprocessingShape" mc:Ignorable="w14 w15 w16se w16cid w16 w16cex w16sdtdh w16sdtfl w16du wp14">
   <w:endnote w:type="separator" w:id="-1">
     <w:p>
       <w:pPr>
@@ -3245,7 +2981,7 @@
 </file>
 
 <file path=word/footer1.xml><?xml version="1.0" encoding="utf-8"?>
-<w:ftr xmlns:wpc="http://schemas.microsoft.com/office/word/2010/wordprocessingCanvas" xmlns:cx="http://schemas.microsoft.com/office/drawing/2014/chartex" xmlns:cx1="http://schemas.microsoft.com/office/drawing/2015/9/8/chartex" xmlns:cx2="http://schemas.microsoft.com/office/drawing/2015/10/21/chartex" xmlns:cx3="http://schemas.microsoft.com/office/drawing/2016/5/9/chartex" xmlns:cx4="http://schemas.microsoft.com/office/drawing/2016/5/10/chartex" xmlns:cx5="http://schemas.microsoft.com/office/drawing/2016/5/11/chartex" xmlns:cx6="http://schemas.microsoft.com/office/drawing/2016/5/12/chartex" xmlns:cx7="http://schemas.microsoft.com/office/drawing/2016/5/13/chartex" xmlns:cx8="http://schemas.microsoft.com/office/drawing/2016/5/14/chartex" xmlns:mc="http://schemas.openxmlformats.org/markup-compatibility/2006" xmlns:aink="http://schemas.microsoft.com/office/drawing/2016/ink" xmlns:am3d="http://schemas.microsoft.com/office/drawing/2017/model3d" xmlns:o="urn:schemas-microsoft-com:office:office" xmlns:oel="http://schemas.microsoft.com/office/2019/extlst" xmlns:r="http://schemas.openxmlformats.org/officeDocument/2006/relationships" xmlns:m="http://schemas.openxmlformats.org/officeDocument/2006/math" xmlns:v="urn:schemas-microsoft-com:vml" xmlns:wp14="http://schemas.microsoft.com/office/word/2010/wordprocessingDrawing" xmlns:wp="http://schemas.openxmlformats.org/drawingml/2006/wordprocessingDrawing" xmlns:w10="urn:schemas-microsoft-com:office:word" xmlns:w="http://schemas.openxmlformats.org/wordprocessingml/2006/main" xmlns:w14="http://schemas.microsoft.com/office/word/2010/wordml" xmlns:w15="http://schemas.microsoft.com/office/word/2012/wordml" xmlns:w16cei="http://schemas.microsoft.com/office/word/2026/wordml/cei" xmlns:w16cex="http://schemas.microsoft.com/office/word/2018/wordml/cex" xmlns:w16cid="http://schemas.microsoft.com/office/word/2016/wordml/cid" xmlns:w16="http://schemas.microsoft.com/office/word/2018/wordml" xmlns:w16du="http://schemas.microsoft.com/office/word/2023/wordml/word16du" xmlns:w16sdtdh="http://schemas.microsoft.com/office/word/2020/wordml/sdtdatahash" xmlns:w16sdtfl="http://schemas.microsoft.com/office/word/2024/wordml/sdtformatlock" xmlns:w16se="http://schemas.microsoft.com/office/word/2015/wordml/symex" xmlns:wpg="http://schemas.microsoft.com/office/word/2010/wordprocessingGroup" xmlns:wpi="http://schemas.microsoft.com/office/word/2010/wordprocessingInk" xmlns:wne="http://schemas.microsoft.com/office/word/2006/wordml" xmlns:wps="http://schemas.microsoft.com/office/word/2010/wordprocessingShape" mc:Ignorable="w14 w15 w16se w16cid w16 w16cex w16sdtdh w16sdtfl w16du wp14">
+<w:ftr xmlns:wpc="http://schemas.microsoft.com/office/word/2010/wordprocessingCanvas" xmlns:cx="http://schemas.microsoft.com/office/drawing/2014/chartex" xmlns:cx1="http://schemas.microsoft.com/office/drawing/2015/9/8/chartex" xmlns:cx2="http://schemas.microsoft.com/office/drawing/2015/10/21/chartex" xmlns:cx3="http://schemas.microsoft.com/office/drawing/2016/5/9/chartex" xmlns:cx4="http://schemas.microsoft.com/office/drawing/2016/5/10/chartex" xmlns:cx5="http://schemas.microsoft.com/office/drawing/2016/5/11/chartex" xmlns:cx6="http://schemas.microsoft.com/office/drawing/2016/5/12/chartex" xmlns:cx7="http://schemas.microsoft.com/office/drawing/2016/5/13/chartex" xmlns:cx8="http://schemas.microsoft.com/office/drawing/2016/5/14/chartex" xmlns:mc="http://schemas.openxmlformats.org/markup-compatibility/2006" xmlns:aink="http://schemas.microsoft.com/office/drawing/2016/ink" xmlns:am3d="http://schemas.microsoft.com/office/drawing/2017/model3d" xmlns:o="urn:schemas-microsoft-com:office:office" xmlns:oel="http://schemas.microsoft.com/office/2019/extlst" xmlns:r="http://schemas.openxmlformats.org/officeDocument/2006/relationships" xmlns:m="http://schemas.openxmlformats.org/officeDocument/2006/math" xmlns:v="urn:schemas-microsoft-com:vml" xmlns:wp14="http://schemas.microsoft.com/office/word/2010/wordprocessingDrawing" xmlns:wp="http://schemas.openxmlformats.org/drawingml/2006/wordprocessingDrawing" xmlns:w10="urn:schemas-microsoft-com:office:word" xmlns:w="http://schemas.openxmlformats.org/wordprocessingml/2006/main" xmlns:w14="http://schemas.microsoft.com/office/word/2010/wordml" xmlns:w15="http://schemas.microsoft.com/office/word/2012/wordml" xmlns:w16cex="http://schemas.microsoft.com/office/word/2018/wordml/cex" xmlns:w16cid="http://schemas.microsoft.com/office/word/2016/wordml/cid" xmlns:w16="http://schemas.microsoft.com/office/word/2018/wordml" xmlns:w16du="http://schemas.microsoft.com/office/word/2023/wordml/word16du" xmlns:w16sdtdh="http://schemas.microsoft.com/office/word/2020/wordml/sdtdatahash" xmlns:w16sdtfl="http://schemas.microsoft.com/office/word/2024/wordml/sdtformatlock" xmlns:w16se="http://schemas.microsoft.com/office/word/2015/wordml/symex" xmlns:wpg="http://schemas.microsoft.com/office/word/2010/wordprocessingGroup" xmlns:wpi="http://schemas.microsoft.com/office/word/2010/wordprocessingInk" xmlns:wne="http://schemas.microsoft.com/office/word/2006/wordml" xmlns:wps="http://schemas.microsoft.com/office/word/2010/wordprocessingShape" mc:Ignorable="w14 w15 w16se w16cid w16 w16cex w16sdtdh w16sdtfl w16du wp14">
   <w:p>
     <w:pPr>
       <w:pStyle w:val="Piedepgina"/>
@@ -3664,7 +3400,7 @@
             </wp:anchor>
           </w:drawing>
         </mc:Choice>
-        <mc:Fallback>
+        <mc:Fallback xmlns:w16cei="http://schemas.microsoft.com/office/word/2026/wordml/cei">
           <w:pict>
             <v:shapetype w14:anchorId="1E0D7D77" id="_x0000_t202" coordsize="21600,21600" o:spt="202" path="m,l,21600r21600,l21600,xe">
               <v:stroke joinstyle="miter"/>
@@ -4108,7 +3844,7 @@
 </file>
 
 <file path=word/footnotes.xml><?xml version="1.0" encoding="utf-8"?>
-<w:footnotes xmlns:wpc="http://schemas.microsoft.com/office/word/2010/wordprocessingCanvas" xmlns:cx="http://schemas.microsoft.com/office/drawing/2014/chartex" xmlns:cx1="http://schemas.microsoft.com/office/drawing/2015/9/8/chartex" xmlns:cx2="http://schemas.microsoft.com/office/drawing/2015/10/21/chartex" xmlns:cx3="http://schemas.microsoft.com/office/drawing/2016/5/9/chartex" xmlns:cx4="http://schemas.microsoft.com/office/drawing/2016/5/10/chartex" xmlns:cx5="http://schemas.microsoft.com/office/drawing/2016/5/11/chartex" xmlns:cx6="http://schemas.microsoft.com/office/drawing/2016/5/12/chartex" xmlns:cx7="http://schemas.microsoft.com/office/drawing/2016/5/13/chartex" xmlns:cx8="http://schemas.microsoft.com/office/drawing/2016/5/14/chartex" xmlns:mc="http://schemas.openxmlformats.org/markup-compatibility/2006" xmlns:aink="http://schemas.microsoft.com/office/drawing/2016/ink" xmlns:am3d="http://schemas.microsoft.com/office/drawing/2017/model3d" xmlns:o="urn:schemas-microsoft-com:office:office" xmlns:oel="http://schemas.microsoft.com/office/2019/extlst" xmlns:r="http://schemas.openxmlformats.org/officeDocument/2006/relationships" xmlns:m="http://schemas.openxmlformats.org/officeDocument/2006/math" xmlns:v="urn:schemas-microsoft-com:vml" xmlns:wp14="http://schemas.microsoft.com/office/word/2010/wordprocessingDrawing" xmlns:wp="http://schemas.openxmlformats.org/drawingml/2006/wordprocessingDrawing" xmlns:w10="urn:schemas-microsoft-com:office:word" xmlns:w="http://schemas.openxmlformats.org/wordprocessingml/2006/main" xmlns:w14="http://schemas.microsoft.com/office/word/2010/wordml" xmlns:w15="http://schemas.microsoft.com/office/word/2012/wordml" xmlns:w16cei="http://schemas.microsoft.com/office/word/2026/wordml/cei" xmlns:w16cex="http://schemas.microsoft.com/office/word/2018/wordml/cex" xmlns:w16cid="http://schemas.microsoft.com/office/word/2016/wordml/cid" xmlns:w16="http://schemas.microsoft.com/office/word/2018/wordml" xmlns:w16du="http://schemas.microsoft.com/office/word/2023/wordml/word16du" xmlns:w16sdtdh="http://schemas.microsoft.com/office/word/2020/wordml/sdtdatahash" xmlns:w16sdtfl="http://schemas.microsoft.com/office/word/2024/wordml/sdtformatlock" xmlns:w16se="http://schemas.microsoft.com/office/word/2015/wordml/symex" xmlns:wpg="http://schemas.microsoft.com/office/word/2010/wordprocessingGroup" xmlns:wpi="http://schemas.microsoft.com/office/word/2010/wordprocessingInk" xmlns:wne="http://schemas.microsoft.com/office/word/2006/wordml" xmlns:wps="http://schemas.microsoft.com/office/word/2010/wordprocessingShape" mc:Ignorable="w14 w15 w16se w16cid w16 w16cex w16sdtdh w16sdtfl w16du wp14">
+<w:footnotes xmlns:wpc="http://schemas.microsoft.com/office/word/2010/wordprocessingCanvas" xmlns:cx="http://schemas.microsoft.com/office/drawing/2014/chartex" xmlns:cx1="http://schemas.microsoft.com/office/drawing/2015/9/8/chartex" xmlns:cx2="http://schemas.microsoft.com/office/drawing/2015/10/21/chartex" xmlns:cx3="http://schemas.microsoft.com/office/drawing/2016/5/9/chartex" xmlns:cx4="http://schemas.microsoft.com/office/drawing/2016/5/10/chartex" xmlns:cx5="http://schemas.microsoft.com/office/drawing/2016/5/11/chartex" xmlns:cx6="http://schemas.microsoft.com/office/drawing/2016/5/12/chartex" xmlns:cx7="http://schemas.microsoft.com/office/drawing/2016/5/13/chartex" xmlns:cx8="http://schemas.microsoft.com/office/drawing/2016/5/14/chartex" xmlns:mc="http://schemas.openxmlformats.org/markup-compatibility/2006" xmlns:aink="http://schemas.microsoft.com/office/drawing/2016/ink" xmlns:am3d="http://schemas.microsoft.com/office/drawing/2017/model3d" xmlns:o="urn:schemas-microsoft-com:office:office" xmlns:oel="http://schemas.microsoft.com/office/2019/extlst" xmlns:r="http://schemas.openxmlformats.org/officeDocument/2006/relationships" xmlns:m="http://schemas.openxmlformats.org/officeDocument/2006/math" xmlns:v="urn:schemas-microsoft-com:vml" xmlns:wp14="http://schemas.microsoft.com/office/word/2010/wordprocessingDrawing" xmlns:wp="http://schemas.openxmlformats.org/drawingml/2006/wordprocessingDrawing" xmlns:w10="urn:schemas-microsoft-com:office:word" xmlns:w="http://schemas.openxmlformats.org/wordprocessingml/2006/main" xmlns:w14="http://schemas.microsoft.com/office/word/2010/wordml" xmlns:w15="http://schemas.microsoft.com/office/word/2012/wordml" xmlns:w16cex="http://schemas.microsoft.com/office/word/2018/wordml/cex" xmlns:w16cid="http://schemas.microsoft.com/office/word/2016/wordml/cid" xmlns:w16="http://schemas.microsoft.com/office/word/2018/wordml" xmlns:w16du="http://schemas.microsoft.com/office/word/2023/wordml/word16du" xmlns:w16sdtdh="http://schemas.microsoft.com/office/word/2020/wordml/sdtdatahash" xmlns:w16sdtfl="http://schemas.microsoft.com/office/word/2024/wordml/sdtformatlock" xmlns:w16se="http://schemas.microsoft.com/office/word/2015/wordml/symex" xmlns:wpg="http://schemas.microsoft.com/office/word/2010/wordprocessingGroup" xmlns:wpi="http://schemas.microsoft.com/office/word/2010/wordprocessingInk" xmlns:wne="http://schemas.microsoft.com/office/word/2006/wordml" xmlns:wps="http://schemas.microsoft.com/office/word/2010/wordprocessingShape" mc:Ignorable="w14 w15 w16se w16cid w16 w16cex w16sdtdh w16sdtfl w16du wp14">
   <w:footnote w:type="separator" w:id="-1">
     <w:p>
       <w:pPr>
@@ -4133,7 +3869,7 @@
 </file>
 
 <file path=word/header1.xml><?xml version="1.0" encoding="utf-8"?>
-<w:hdr xmlns:wpc="http://schemas.microsoft.com/office/word/2010/wordprocessingCanvas" xmlns:cx="http://schemas.microsoft.com/office/drawing/2014/chartex" xmlns:cx1="http://schemas.microsoft.com/office/drawing/2015/9/8/chartex" xmlns:cx2="http://schemas.microsoft.com/office/drawing/2015/10/21/chartex" xmlns:cx3="http://schemas.microsoft.com/office/drawing/2016/5/9/chartex" xmlns:cx4="http://schemas.microsoft.com/office/drawing/2016/5/10/chartex" xmlns:cx5="http://schemas.microsoft.com/office/drawing/2016/5/11/chartex" xmlns:cx6="http://schemas.microsoft.com/office/drawing/2016/5/12/chartex" xmlns:cx7="http://schemas.microsoft.com/office/drawing/2016/5/13/chartex" xmlns:cx8="http://schemas.microsoft.com/office/drawing/2016/5/14/chartex" xmlns:mc="http://schemas.openxmlformats.org/markup-compatibility/2006" xmlns:aink="http://schemas.microsoft.com/office/drawing/2016/ink" xmlns:am3d="http://schemas.microsoft.com/office/drawing/2017/model3d" xmlns:o="urn:schemas-microsoft-com:office:office" xmlns:oel="http://schemas.microsoft.com/office/2019/extlst" xmlns:r="http://schemas.openxmlformats.org/officeDocument/2006/relationships" xmlns:m="http://schemas.openxmlformats.org/officeDocument/2006/math" xmlns:v="urn:schemas-microsoft-com:vml" xmlns:wp14="http://schemas.microsoft.com/office/word/2010/wordprocessingDrawing" xmlns:wp="http://schemas.openxmlformats.org/drawingml/2006/wordprocessingDrawing" xmlns:w10="urn:schemas-microsoft-com:office:word" xmlns:w="http://schemas.openxmlformats.org/wordprocessingml/2006/main" xmlns:w14="http://schemas.microsoft.com/office/word/2010/wordml" xmlns:w15="http://schemas.microsoft.com/office/word/2012/wordml" xmlns:w16cei="http://schemas.microsoft.com/office/word/2026/wordml/cei" xmlns:w16cex="http://schemas.microsoft.com/office/word/2018/wordml/cex" xmlns:w16cid="http://schemas.microsoft.com/office/word/2016/wordml/cid" xmlns:w16="http://schemas.microsoft.com/office/word/2018/wordml" xmlns:w16du="http://schemas.microsoft.com/office/word/2023/wordml/word16du" xmlns:w16sdtdh="http://schemas.microsoft.com/office/word/2020/wordml/sdtdatahash" xmlns:w16sdtfl="http://schemas.microsoft.com/office/word/2024/wordml/sdtformatlock" xmlns:w16se="http://schemas.microsoft.com/office/word/2015/wordml/symex" xmlns:wpg="http://schemas.microsoft.com/office/word/2010/wordprocessingGroup" xmlns:wpi="http://schemas.microsoft.com/office/word/2010/wordprocessingInk" xmlns:wne="http://schemas.microsoft.com/office/word/2006/wordml" xmlns:wps="http://schemas.microsoft.com/office/word/2010/wordprocessingShape" mc:Ignorable="w14 w15 w16se w16cid w16 w16cex w16sdtdh w16sdtfl w16du wp14">
+<w:hdr xmlns:wpc="http://schemas.microsoft.com/office/word/2010/wordprocessingCanvas" xmlns:cx="http://schemas.microsoft.com/office/drawing/2014/chartex" xmlns:cx1="http://schemas.microsoft.com/office/drawing/2015/9/8/chartex" xmlns:cx2="http://schemas.microsoft.com/office/drawing/2015/10/21/chartex" xmlns:cx3="http://schemas.microsoft.com/office/drawing/2016/5/9/chartex" xmlns:cx4="http://schemas.microsoft.com/office/drawing/2016/5/10/chartex" xmlns:cx5="http://schemas.microsoft.com/office/drawing/2016/5/11/chartex" xmlns:cx6="http://schemas.microsoft.com/office/drawing/2016/5/12/chartex" xmlns:cx7="http://schemas.microsoft.com/office/drawing/2016/5/13/chartex" xmlns:cx8="http://schemas.microsoft.com/office/drawing/2016/5/14/chartex" xmlns:mc="http://schemas.openxmlformats.org/markup-compatibility/2006" xmlns:aink="http://schemas.microsoft.com/office/drawing/2016/ink" xmlns:am3d="http://schemas.microsoft.com/office/drawing/2017/model3d" xmlns:o="urn:schemas-microsoft-com:office:office" xmlns:oel="http://schemas.microsoft.com/office/2019/extlst" xmlns:r="http://schemas.openxmlformats.org/officeDocument/2006/relationships" xmlns:m="http://schemas.openxmlformats.org/officeDocument/2006/math" xmlns:v="urn:schemas-microsoft-com:vml" xmlns:wp14="http://schemas.microsoft.com/office/word/2010/wordprocessingDrawing" xmlns:wp="http://schemas.openxmlformats.org/drawingml/2006/wordprocessingDrawing" xmlns:w10="urn:schemas-microsoft-com:office:word" xmlns:w="http://schemas.openxmlformats.org/wordprocessingml/2006/main" xmlns:w14="http://schemas.microsoft.com/office/word/2010/wordml" xmlns:w15="http://schemas.microsoft.com/office/word/2012/wordml" xmlns:w16cex="http://schemas.microsoft.com/office/word/2018/wordml/cex" xmlns:w16cid="http://schemas.microsoft.com/office/word/2016/wordml/cid" xmlns:w16="http://schemas.microsoft.com/office/word/2018/wordml" xmlns:w16du="http://schemas.microsoft.com/office/word/2023/wordml/word16du" xmlns:w16sdtdh="http://schemas.microsoft.com/office/word/2020/wordml/sdtdatahash" xmlns:w16sdtfl="http://schemas.microsoft.com/office/word/2024/wordml/sdtformatlock" xmlns:w16se="http://schemas.microsoft.com/office/word/2015/wordml/symex" xmlns:wpg="http://schemas.microsoft.com/office/word/2010/wordprocessingGroup" xmlns:wpi="http://schemas.microsoft.com/office/word/2010/wordprocessingInk" xmlns:wne="http://schemas.microsoft.com/office/word/2006/wordml" xmlns:wps="http://schemas.microsoft.com/office/word/2010/wordprocessingShape" mc:Ignorable="w14 w15 w16se w16cid w16 w16cex w16sdtdh w16sdtfl w16du wp14">
   <w:p>
     <w:pPr>
       <w:pStyle w:val="Encabezado"/>
@@ -4340,7 +4076,7 @@
 </file>
 
 <file path=word/numbering.xml><?xml version="1.0" encoding="utf-8"?>
-<w:numbering xmlns:wpc="http://schemas.microsoft.com/office/word/2010/wordprocessingCanvas" xmlns:cx="http://schemas.microsoft.com/office/drawing/2014/chartex" xmlns:cx1="http://schemas.microsoft.com/office/drawing/2015/9/8/chartex" xmlns:cx2="http://schemas.microsoft.com/office/drawing/2015/10/21/chartex" xmlns:cx3="http://schemas.microsoft.com/office/drawing/2016/5/9/chartex" xmlns:cx4="http://schemas.microsoft.com/office/drawing/2016/5/10/chartex" xmlns:cx5="http://schemas.microsoft.com/office/drawing/2016/5/11/chartex" xmlns:cx6="http://schemas.microsoft.com/office/drawing/2016/5/12/chartex" xmlns:cx7="http://schemas.microsoft.com/office/drawing/2016/5/13/chartex" xmlns:cx8="http://schemas.microsoft.com/office/drawing/2016/5/14/chartex" xmlns:mc="http://schemas.openxmlformats.org/markup-compatibility/2006" xmlns:aink="http://schemas.microsoft.com/office/drawing/2016/ink" xmlns:am3d="http://schemas.microsoft.com/office/drawing/2017/model3d" xmlns:o="urn:schemas-microsoft-com:office:office" xmlns:oel="http://schemas.microsoft.com/office/2019/extlst" xmlns:r="http://schemas.openxmlformats.org/officeDocument/2006/relationships" xmlns:m="http://schemas.openxmlformats.org/officeDocument/2006/math" xmlns:v="urn:schemas-microsoft-com:vml" xmlns:wp14="http://schemas.microsoft.com/office/word/2010/wordprocessingDrawing" xmlns:wp="http://schemas.openxmlformats.org/drawingml/2006/wordprocessingDrawing" xmlns:w10="urn:schemas-microsoft-com:office:word" xmlns:w="http://schemas.openxmlformats.org/wordprocessingml/2006/main" xmlns:w14="http://schemas.microsoft.com/office/word/2010/wordml" xmlns:w15="http://schemas.microsoft.com/office/word/2012/wordml" xmlns:w16cei="http://schemas.microsoft.com/office/word/2026/wordml/cei" xmlns:w16cex="http://schemas.microsoft.com/office/word/2018/wordml/cex" xmlns:w16cid="http://schemas.microsoft.com/office/word/2016/wordml/cid" xmlns:w16="http://schemas.microsoft.com/office/word/2018/wordml" xmlns:w16du="http://schemas.microsoft.com/office/word/2023/wordml/word16du" xmlns:w16sdtdh="http://schemas.microsoft.com/office/word/2020/wordml/sdtdatahash" xmlns:w16sdtfl="http://schemas.microsoft.com/office/word/2024/wordml/sdtformatlock" xmlns:w16se="http://schemas.microsoft.com/office/word/2015/wordml/symex" xmlns:wpg="http://schemas.microsoft.com/office/word/2010/wordprocessingGroup" xmlns:wpi="http://schemas.microsoft.com/office/word/2010/wordprocessingInk" xmlns:wne="http://schemas.microsoft.com/office/word/2006/wordml" xmlns:wps="http://schemas.microsoft.com/office/word/2010/wordprocessingShape" mc:Ignorable="w14 w15 w16se w16cid w16 w16cex w16sdtdh w16sdtfl w16du wp14">
+<w:numbering xmlns:wpc="http://schemas.microsoft.com/office/word/2010/wordprocessingCanvas" xmlns:cx="http://schemas.microsoft.com/office/drawing/2014/chartex" xmlns:cx1="http://schemas.microsoft.com/office/drawing/2015/9/8/chartex" xmlns:cx2="http://schemas.microsoft.com/office/drawing/2015/10/21/chartex" xmlns:cx3="http://schemas.microsoft.com/office/drawing/2016/5/9/chartex" xmlns:cx4="http://schemas.microsoft.com/office/drawing/2016/5/10/chartex" xmlns:cx5="http://schemas.microsoft.com/office/drawing/2016/5/11/chartex" xmlns:cx6="http://schemas.microsoft.com/office/drawing/2016/5/12/chartex" xmlns:cx7="http://schemas.microsoft.com/office/drawing/2016/5/13/chartex" xmlns:cx8="http://schemas.microsoft.com/office/drawing/2016/5/14/chartex" xmlns:mc="http://schemas.openxmlformats.org/markup-compatibility/2006" xmlns:aink="http://schemas.microsoft.com/office/drawing/2016/ink" xmlns:am3d="http://schemas.microsoft.com/office/drawing/2017/model3d" xmlns:o="urn:schemas-microsoft-com:office:office" xmlns:oel="http://schemas.microsoft.com/office/2019/extlst" xmlns:r="http://schemas.openxmlformats.org/officeDocument/2006/relationships" xmlns:m="http://schemas.openxmlformats.org/officeDocument/2006/math" xmlns:v="urn:schemas-microsoft-com:vml" xmlns:wp14="http://schemas.microsoft.com/office/word/2010/wordprocessingDrawing" xmlns:wp="http://schemas.openxmlformats.org/drawingml/2006/wordprocessingDrawing" xmlns:w10="urn:schemas-microsoft-com:office:word" xmlns:w="http://schemas.openxmlformats.org/wordprocessingml/2006/main" xmlns:w14="http://schemas.microsoft.com/office/word/2010/wordml" xmlns:w15="http://schemas.microsoft.com/office/word/2012/wordml" xmlns:w16cex="http://schemas.microsoft.com/office/word/2018/wordml/cex" xmlns:w16cid="http://schemas.microsoft.com/office/word/2016/wordml/cid" xmlns:w16="http://schemas.microsoft.com/office/word/2018/wordml" xmlns:w16du="http://schemas.microsoft.com/office/word/2023/wordml/word16du" xmlns:w16sdtdh="http://schemas.microsoft.com/office/word/2020/wordml/sdtdatahash" xmlns:w16sdtfl="http://schemas.microsoft.com/office/word/2024/wordml/sdtformatlock" xmlns:w16se="http://schemas.microsoft.com/office/word/2015/wordml/symex" xmlns:wpg="http://schemas.microsoft.com/office/word/2010/wordprocessingGroup" xmlns:wpi="http://schemas.microsoft.com/office/word/2010/wordprocessingInk" xmlns:wne="http://schemas.microsoft.com/office/word/2006/wordml" xmlns:wps="http://schemas.microsoft.com/office/word/2010/wordprocessingShape" mc:Ignorable="w14 w15 w16se w16cid w16 w16cex w16sdtdh w16sdtfl w16du wp14">
   <w:abstractNum w:abstractNumId="0" w15:restartNumberingAfterBreak="0">
     <w:nsid w:val="412F7443"/>
     <w:multiLevelType w:val="hybridMultilevel"/>

--- a/Renuncia/Informe de fin de gestión_Carlos_Anchundia_2026.docx
+++ b/Renuncia/Informe de fin de gestión_Carlos_Anchundia_2026.docx
@@ -572,16 +572,16 @@
         <w:tblLook w:val="04A0" w:firstRow="1" w:lastRow="0" w:firstColumn="1" w:lastColumn="0" w:noHBand="0" w:noVBand="1"/>
       </w:tblPr>
       <w:tblGrid>
-        <w:gridCol w:w="1125"/>
-        <w:gridCol w:w="1291"/>
-        <w:gridCol w:w="2257"/>
+        <w:gridCol w:w="1271"/>
+        <w:gridCol w:w="1276"/>
+        <w:gridCol w:w="2126"/>
         <w:gridCol w:w="2082"/>
         <w:gridCol w:w="1320"/>
       </w:tblGrid>
       <w:tr>
         <w:tc>
           <w:tcPr>
-            <w:tcW w:w="1125" w:type="dxa"/>
+            <w:tcW w:w="1271" w:type="dxa"/>
             <w:vAlign w:val="center"/>
           </w:tcPr>
           <w:p>
@@ -607,7 +607,7 @@
         </w:tc>
         <w:tc>
           <w:tcPr>
-            <w:tcW w:w="1291" w:type="dxa"/>
+            <w:tcW w:w="1276" w:type="dxa"/>
             <w:vAlign w:val="center"/>
           </w:tcPr>
           <w:p>
@@ -633,7 +633,7 @@
         </w:tc>
         <w:tc>
           <w:tcPr>
-            <w:tcW w:w="2257" w:type="dxa"/>
+            <w:tcW w:w="2126" w:type="dxa"/>
             <w:vAlign w:val="center"/>
           </w:tcPr>
           <w:p>
@@ -765,7 +765,7 @@
         </w:trPr>
         <w:tc>
           <w:tcPr>
-            <w:tcW w:w="1125" w:type="dxa"/>
+            <w:tcW w:w="1271" w:type="dxa"/>
           </w:tcPr>
           <w:p>
             <w:pPr>
@@ -782,21 +782,23 @@
                 <w:sz w:val="18"/>
                 <w:szCs w:val="18"/>
               </w:rPr>
-              <w:t>Arquetipo proyecto</w:t>
-            </w:r>
-            <w:r>
-              <w:rPr>
-                <w:rFonts w:ascii="Aptos" w:hAnsi="Aptos" w:cs="Arial"/>
-                <w:sz w:val="18"/>
-                <w:szCs w:val="18"/>
-              </w:rPr>
-              <w:t xml:space="preserve"> estructura base para proyectos frontend</w:t>
-            </w:r>
+              <w:t>Creación de arquetipo y funcionalidades básicas del proyecto base frontend vue para el ambiente de internet.</w:t>
+            </w:r>
+          </w:p>
+          <w:p>
+            <w:pPr>
+              <w:jc w:val="both"/>
+              <w:rPr>
+                <w:rFonts w:ascii="Aptos" w:hAnsi="Aptos" w:cs="Arial"/>
+                <w:sz w:val="18"/>
+                <w:szCs w:val="18"/>
+              </w:rPr>
+            </w:pPr>
           </w:p>
         </w:tc>
         <w:tc>
           <w:tcPr>
-            <w:tcW w:w="1291" w:type="dxa"/>
+            <w:tcW w:w="1276" w:type="dxa"/>
           </w:tcPr>
           <w:p>
             <w:pPr>
@@ -839,32 +841,6 @@
                 <w:sz w:val="18"/>
                 <w:szCs w:val="18"/>
               </w:rPr>
-              <w:t xml:space="preserve">Creación de arquetipo y funcionalidades básicas del proyecto base </w:t>
-            </w:r>
-            <w:r>
-              <w:rPr>
-                <w:rFonts w:ascii="Aptos" w:hAnsi="Aptos" w:cs="Arial"/>
-                <w:sz w:val="18"/>
-                <w:szCs w:val="18"/>
-              </w:rPr>
-              <w:t>frontend vue para el ambiente de internet.</w:t>
-            </w:r>
-          </w:p>
-          <w:p>
-            <w:pPr>
-              <w:jc w:val="both"/>
-              <w:rPr>
-                <w:rFonts w:ascii="Aptos" w:hAnsi="Aptos" w:cs="Arial"/>
-                <w:sz w:val="18"/>
-                <w:szCs w:val="18"/>
-              </w:rPr>
-            </w:pPr>
-            <w:r>
-              <w:rPr>
-                <w:rFonts w:ascii="Aptos" w:hAnsi="Aptos" w:cs="Arial"/>
-                <w:sz w:val="18"/>
-                <w:szCs w:val="18"/>
-              </w:rPr>
               <w:t xml:space="preserve">Repositorio </w:t>
             </w:r>
             <w:r>
@@ -907,14 +883,13 @@
                 <w:sz w:val="18"/>
                 <w:szCs w:val="18"/>
               </w:rPr>
-              <w:lastRenderedPageBreak/>
               <w:t>Rama: dev_anexos_ca</w:t>
             </w:r>
           </w:p>
         </w:tc>
         <w:tc>
           <w:tcPr>
-            <w:tcW w:w="2257" w:type="dxa"/>
+            <w:tcW w:w="2126" w:type="dxa"/>
           </w:tcPr>
           <w:p>
             <w:pPr>
@@ -1049,7 +1024,7 @@
         </w:trPr>
         <w:tc>
           <w:tcPr>
-            <w:tcW w:w="1125" w:type="dxa"/>
+            <w:tcW w:w="1271" w:type="dxa"/>
           </w:tcPr>
           <w:p>
             <w:pPr>
@@ -1066,13 +1041,32 @@
                 <w:sz w:val="18"/>
                 <w:szCs w:val="18"/>
               </w:rPr>
-              <w:t>Arquetipo proyecto estructura base para proyectos backend</w:t>
-            </w:r>
+              <w:t xml:space="preserve">Modificación de servicios para el proyecto base </w:t>
+            </w:r>
+            <w:r>
+              <w:rPr>
+                <w:rFonts w:ascii="Aptos" w:hAnsi="Aptos" w:cs="Arial"/>
+                <w:sz w:val="18"/>
+                <w:szCs w:val="18"/>
+              </w:rPr>
+              <w:lastRenderedPageBreak/>
+              <w:t>backend quarkus para el ambiente de intranet.</w:t>
+            </w:r>
+          </w:p>
+          <w:p>
+            <w:pPr>
+              <w:jc w:val="both"/>
+              <w:rPr>
+                <w:rFonts w:ascii="Aptos" w:hAnsi="Aptos" w:cs="Arial"/>
+                <w:sz w:val="18"/>
+                <w:szCs w:val="18"/>
+              </w:rPr>
+            </w:pPr>
           </w:p>
         </w:tc>
         <w:tc>
           <w:tcPr>
-            <w:tcW w:w="1291" w:type="dxa"/>
+            <w:tcW w:w="1276" w:type="dxa"/>
           </w:tcPr>
           <w:p>
             <w:pPr>
@@ -1089,6 +1083,7 @@
                 <w:sz w:val="18"/>
                 <w:szCs w:val="18"/>
               </w:rPr>
+              <w:lastRenderedPageBreak/>
               <w:t>Finalizado</w:t>
             </w:r>
             <w:r>
@@ -1115,24 +1110,6 @@
                 <w:sz w:val="18"/>
                 <w:szCs w:val="18"/>
               </w:rPr>
-              <w:t>Modificación de servicios para el proyecto base backend quarkus para el ambiente de intranet.</w:t>
-            </w:r>
-          </w:p>
-          <w:p>
-            <w:pPr>
-              <w:jc w:val="both"/>
-              <w:rPr>
-                <w:rFonts w:ascii="Aptos" w:hAnsi="Aptos" w:cs="Arial"/>
-                <w:sz w:val="18"/>
-                <w:szCs w:val="18"/>
-              </w:rPr>
-            </w:pPr>
-            <w:r>
-              <w:rPr>
-                <w:rFonts w:ascii="Aptos" w:hAnsi="Aptos" w:cs="Arial"/>
-                <w:sz w:val="18"/>
-                <w:szCs w:val="18"/>
-              </w:rPr>
               <w:t xml:space="preserve">Proyecto: </w:t>
             </w:r>
             <w:r>
@@ -1159,13 +1136,14 @@
                 <w:sz w:val="18"/>
                 <w:szCs w:val="18"/>
               </w:rPr>
+              <w:lastRenderedPageBreak/>
               <w:t>Rama: dev_anexos_ca</w:t>
             </w:r>
           </w:p>
         </w:tc>
         <w:tc>
           <w:tcPr>
-            <w:tcW w:w="2257" w:type="dxa"/>
+            <w:tcW w:w="2126" w:type="dxa"/>
           </w:tcPr>
           <w:p>
             <w:pPr>
@@ -1184,7 +1162,17 @@
                   <w:sz w:val="18"/>
                   <w:szCs w:val="18"/>
                 </w:rPr>
-                <w:t>https://gitlab.sri.ad/DesarrolloAplicaciones/anexos-e-Informes/arquitectura-resiliente/gestion-anexos/backend/sri-anexos-base-service</w:t>
+                <w:t>https://gitlab.sri.ad/DesarrolloAplicaciones/anexos-e-Informes/arquitectura-resiliente/gestion-</w:t>
+              </w:r>
+              <w:r>
+                <w:rPr>
+                  <w:rStyle w:val="Hipervnculo"/>
+                  <w:rFonts w:ascii="Aptos" w:hAnsi="Aptos" w:cs="Arial"/>
+                  <w:sz w:val="18"/>
+                  <w:szCs w:val="18"/>
+                </w:rPr>
+                <w:lastRenderedPageBreak/>
+                <w:t>anexos/backend/sri-anexos-base-service</w:t>
               </w:r>
             </w:hyperlink>
           </w:p>
@@ -1218,6 +1206,7 @@
                 <w:sz w:val="18"/>
                 <w:szCs w:val="18"/>
               </w:rPr>
+              <w:lastRenderedPageBreak/>
               <w:t xml:space="preserve">Karen Sofía Sevilla Amaya (Experto TI) </w:t>
             </w:r>
           </w:p>
@@ -1246,6 +1235,7 @@
                 <w:sz w:val="18"/>
                 <w:szCs w:val="18"/>
               </w:rPr>
+              <w:lastRenderedPageBreak/>
               <w:t>Dora Margarita Espinosa Flores (Supervisor)</w:t>
             </w:r>
           </w:p>
@@ -1270,6 +1260,7 @@
                 <w:sz w:val="18"/>
                 <w:szCs w:val="18"/>
               </w:rPr>
+              <w:lastRenderedPageBreak/>
               <w:t xml:space="preserve">Entregado a: </w:t>
             </w:r>
             <w:r>
@@ -1299,7 +1290,7 @@
         </w:trPr>
         <w:tc>
           <w:tcPr>
-            <w:tcW w:w="1125" w:type="dxa"/>
+            <w:tcW w:w="1271" w:type="dxa"/>
           </w:tcPr>
           <w:p>
             <w:pPr>
@@ -1316,13 +1307,24 @@
                 <w:sz w:val="18"/>
                 <w:szCs w:val="18"/>
               </w:rPr>
-              <w:t>Arquetipo proyecto de estructuras de plantillas para anexos</w:t>
-            </w:r>
+              <w:lastRenderedPageBreak/>
+              <w:t>Creación del arquetipo y servicios para la gestión de estructura de plantillas para anexos en el ambiente de intranet.</w:t>
+            </w:r>
+          </w:p>
+          <w:p>
+            <w:pPr>
+              <w:jc w:val="both"/>
+              <w:rPr>
+                <w:rFonts w:ascii="Aptos" w:hAnsi="Aptos" w:cs="Arial"/>
+                <w:sz w:val="18"/>
+                <w:szCs w:val="18"/>
+              </w:rPr>
+            </w:pPr>
           </w:p>
         </w:tc>
         <w:tc>
           <w:tcPr>
-            <w:tcW w:w="1291" w:type="dxa"/>
+            <w:tcW w:w="1276" w:type="dxa"/>
           </w:tcPr>
           <w:p>
             <w:pPr>
@@ -1339,25 +1341,15 @@
                 <w:sz w:val="18"/>
                 <w:szCs w:val="18"/>
               </w:rPr>
-              <w:t>Finalizado:</w:t>
-            </w:r>
-          </w:p>
-          <w:p>
-            <w:pPr>
-              <w:jc w:val="both"/>
-              <w:rPr>
-                <w:rFonts w:ascii="Aptos" w:hAnsi="Aptos" w:cs="Arial"/>
-                <w:sz w:val="18"/>
-                <w:szCs w:val="18"/>
-              </w:rPr>
-            </w:pPr>
-            <w:r>
-              <w:rPr>
-                <w:rFonts w:ascii="Aptos" w:hAnsi="Aptos" w:cs="Arial"/>
-                <w:sz w:val="18"/>
-                <w:szCs w:val="18"/>
-              </w:rPr>
-              <w:t>Creación del arquetipo y servicios para la gestión de estructura de plantillas para anexos en el ambiente de intranet.</w:t>
+              <w:t>Enviado a pruebas</w:t>
+            </w:r>
+            <w:r>
+              <w:rPr>
+                <w:rFonts w:ascii="Aptos" w:hAnsi="Aptos" w:cs="Arial"/>
+                <w:sz w:val="18"/>
+                <w:szCs w:val="18"/>
+              </w:rPr>
+              <w:t>:</w:t>
             </w:r>
           </w:p>
           <w:p>
@@ -1431,7 +1423,7 @@
         </w:tc>
         <w:tc>
           <w:tcPr>
-            <w:tcW w:w="2257" w:type="dxa"/>
+            <w:tcW w:w="2126" w:type="dxa"/>
           </w:tcPr>
           <w:p>
             <w:pPr>
@@ -1581,7 +1573,7 @@
         </w:trPr>
         <w:tc>
           <w:tcPr>
-            <w:tcW w:w="1125" w:type="dxa"/>
+            <w:tcW w:w="1271" w:type="dxa"/>
           </w:tcPr>
           <w:p>
             <w:pPr>
@@ -1598,13 +1590,23 @@
                 <w:sz w:val="18"/>
                 <w:szCs w:val="18"/>
               </w:rPr>
-              <w:t>Revisión Cruzada</w:t>
-            </w:r>
+              <w:t>Implementar funcionalidades en base a observaciones de la revisión cruzada a los proyectos de anexos backend en cumplimiento de los estándares institucionales.</w:t>
+            </w:r>
+          </w:p>
+          <w:p>
+            <w:pPr>
+              <w:jc w:val="both"/>
+              <w:rPr>
+                <w:rFonts w:ascii="Aptos" w:hAnsi="Aptos" w:cs="Arial"/>
+                <w:sz w:val="18"/>
+                <w:szCs w:val="18"/>
+              </w:rPr>
+            </w:pPr>
           </w:p>
         </w:tc>
         <w:tc>
           <w:tcPr>
-            <w:tcW w:w="1291" w:type="dxa"/>
+            <w:tcW w:w="1276" w:type="dxa"/>
           </w:tcPr>
           <w:p>
             <w:pPr>
@@ -1621,58 +1623,15 @@
                 <w:sz w:val="18"/>
                 <w:szCs w:val="18"/>
               </w:rPr>
-              <w:t>Finalizado:</w:t>
-            </w:r>
-          </w:p>
-          <w:p>
-            <w:pPr>
-              <w:jc w:val="both"/>
-              <w:rPr>
-                <w:rFonts w:ascii="Aptos" w:hAnsi="Aptos" w:cs="Arial"/>
-                <w:sz w:val="18"/>
-                <w:szCs w:val="18"/>
-              </w:rPr>
-            </w:pPr>
-            <w:r>
-              <w:rPr>
-                <w:rFonts w:ascii="Aptos" w:hAnsi="Aptos" w:cs="Arial"/>
-                <w:sz w:val="18"/>
-                <w:szCs w:val="18"/>
-              </w:rPr>
-              <w:t>Implementar funcionalidades en base a</w:t>
-            </w:r>
-            <w:r>
-              <w:rPr>
-                <w:rFonts w:ascii="Aptos" w:hAnsi="Aptos" w:cs="Arial"/>
-                <w:sz w:val="18"/>
-                <w:szCs w:val="18"/>
-              </w:rPr>
-              <w:t xml:space="preserve"> observaciones </w:t>
-            </w:r>
-            <w:r>
-              <w:rPr>
-                <w:rFonts w:ascii="Aptos" w:hAnsi="Aptos" w:cs="Arial"/>
-                <w:sz w:val="18"/>
-                <w:szCs w:val="18"/>
-              </w:rPr>
-              <w:t>de</w:t>
-            </w:r>
-            <w:r>
-              <w:rPr>
-                <w:rFonts w:ascii="Aptos" w:hAnsi="Aptos" w:cs="Arial"/>
-                <w:sz w:val="18"/>
-                <w:szCs w:val="18"/>
-              </w:rPr>
-              <w:t xml:space="preserve"> la </w:t>
-            </w:r>
-            <w:r>
-              <w:rPr>
-                <w:rFonts w:ascii="Aptos" w:hAnsi="Aptos" w:cs="Arial"/>
-                <w:sz w:val="18"/>
-                <w:szCs w:val="18"/>
-              </w:rPr>
-              <w:lastRenderedPageBreak/>
-              <w:t>revisión cruzada a los proyectos de anexos backend en cumplimiento de los estándares institucionales.</w:t>
+              <w:t>Enviado a pruebas</w:t>
+            </w:r>
+            <w:r>
+              <w:rPr>
+                <w:rFonts w:ascii="Aptos" w:hAnsi="Aptos" w:cs="Arial"/>
+                <w:sz w:val="18"/>
+                <w:szCs w:val="18"/>
+              </w:rPr>
+              <w:t>:</w:t>
             </w:r>
           </w:p>
           <w:p>
@@ -1858,13 +1817,14 @@
                 <w:sz w:val="18"/>
                 <w:szCs w:val="18"/>
               </w:rPr>
+              <w:lastRenderedPageBreak/>
               <w:t>Número: NAC-DMN-AGEI26-00013</w:t>
             </w:r>
           </w:p>
         </w:tc>
         <w:tc>
           <w:tcPr>
-            <w:tcW w:w="2257" w:type="dxa"/>
+            <w:tcW w:w="2126" w:type="dxa"/>
           </w:tcPr>
           <w:p>
             <w:pPr>
@@ -2004,7 +1964,17 @@
                   <w:sz w:val="18"/>
                   <w:szCs w:val="18"/>
                 </w:rPr>
-                <w:t>https://gitlab.sri.ad/DesarrolloAplicaciones/anexos-e-Informes/arquitectura-resiliente/gestion-anexos/backend/sri-anexos-habilitacion-service</w:t>
+                <w:t>https://gitlab.sri.ad/DesarrolloAplicaciones/anexos-e-</w:t>
+              </w:r>
+              <w:r>
+                <w:rPr>
+                  <w:rStyle w:val="Hipervnculo"/>
+                  <w:rFonts w:ascii="Aptos" w:hAnsi="Aptos" w:cs="Arial"/>
+                  <w:sz w:val="18"/>
+                  <w:szCs w:val="18"/>
+                </w:rPr>
+                <w:lastRenderedPageBreak/>
+                <w:t>Informes/arquitectura-resiliente/gestion-anexos/backend/sri-anexos-habilitacion-service</w:t>
               </w:r>
             </w:hyperlink>
           </w:p>
@@ -2067,7 +2037,6 @@
                 <w:sz w:val="18"/>
                 <w:szCs w:val="18"/>
               </w:rPr>
-              <w:lastRenderedPageBreak/>
               <w:t>Dora Margarita Espinosa Flores (Supervisor)</w:t>
             </w:r>
           </w:p>
@@ -2092,7 +2061,6 @@
                 <w:sz w:val="18"/>
                 <w:szCs w:val="18"/>
               </w:rPr>
-              <w:lastRenderedPageBreak/>
               <w:t xml:space="preserve">Entregado a: </w:t>
             </w:r>
             <w:r>
@@ -2138,7 +2106,7 @@
         </w:trPr>
         <w:tc>
           <w:tcPr>
-            <w:tcW w:w="1125" w:type="dxa"/>
+            <w:tcW w:w="1271" w:type="dxa"/>
           </w:tcPr>
           <w:p>
             <w:pPr>
@@ -2155,14 +2123,55 @@
                 <w:sz w:val="18"/>
                 <w:szCs w:val="18"/>
               </w:rPr>
-              <w:lastRenderedPageBreak/>
-              <w:t>Funcionalidad de administración y aprobación de plantilla.</w:t>
-            </w:r>
+              <w:t xml:space="preserve">Creación de funcionalidades </w:t>
+            </w:r>
+            <w:r>
+              <w:rPr>
+                <w:rFonts w:ascii="Aptos" w:hAnsi="Aptos" w:cs="Arial"/>
+                <w:sz w:val="18"/>
+                <w:szCs w:val="18"/>
+              </w:rPr>
+              <w:t xml:space="preserve">en el </w:t>
+            </w:r>
+            <w:r>
+              <w:rPr>
+                <w:rFonts w:ascii="Aptos" w:hAnsi="Aptos" w:cs="Arial"/>
+                <w:sz w:val="18"/>
+                <w:szCs w:val="18"/>
+              </w:rPr>
+              <w:t>Sistema de gestión de anexos intranet</w:t>
+            </w:r>
+            <w:r>
+              <w:rPr>
+                <w:rFonts w:ascii="Aptos" w:hAnsi="Aptos" w:cs="Arial"/>
+                <w:sz w:val="18"/>
+                <w:szCs w:val="18"/>
+              </w:rPr>
+              <w:t xml:space="preserve"> </w:t>
+            </w:r>
+            <w:r>
+              <w:rPr>
+                <w:rFonts w:ascii="Aptos" w:hAnsi="Aptos" w:cs="Arial"/>
+                <w:sz w:val="18"/>
+                <w:szCs w:val="18"/>
+              </w:rPr>
+              <w:t>para la administración y aprobación de plantilla en el ambiente de intranet.</w:t>
+            </w:r>
+          </w:p>
+          <w:p>
+            <w:pPr>
+              <w:jc w:val="both"/>
+              <w:rPr>
+                <w:rFonts w:ascii="Aptos" w:hAnsi="Aptos" w:cs="Arial"/>
+                <w:sz w:val="18"/>
+                <w:szCs w:val="18"/>
+              </w:rPr>
+            </w:pPr>
           </w:p>
         </w:tc>
         <w:tc>
           <w:tcPr>
-            <w:tcW w:w="1291" w:type="dxa"/>
+            <w:tcW w:w="1276" w:type="dxa"/>
           </w:tcPr>
           <w:p>
             <w:pPr>
@@ -2179,42 +2188,15 @@
                 <w:sz w:val="18"/>
                 <w:szCs w:val="18"/>
               </w:rPr>
-              <w:t>Finalizado:</w:t>
-            </w:r>
-          </w:p>
-          <w:p>
-            <w:pPr>
-              <w:jc w:val="both"/>
-              <w:rPr>
-                <w:rFonts w:ascii="Aptos" w:hAnsi="Aptos" w:cs="Arial"/>
-                <w:sz w:val="18"/>
-                <w:szCs w:val="18"/>
-              </w:rPr>
-            </w:pPr>
-            <w:r>
-              <w:rPr>
-                <w:rFonts w:ascii="Aptos" w:hAnsi="Aptos" w:cs="Arial"/>
-                <w:sz w:val="18"/>
-                <w:szCs w:val="18"/>
-              </w:rPr>
-              <w:t xml:space="preserve">Creación de funcionalidades para la administración y aprobación de plantilla </w:t>
-            </w:r>
-            <w:r>
-              <w:rPr>
-                <w:rFonts w:ascii="Aptos" w:hAnsi="Aptos" w:cs="Arial"/>
-                <w:sz w:val="18"/>
-                <w:szCs w:val="18"/>
-              </w:rPr>
-              <w:lastRenderedPageBreak/>
-              <w:t>en el</w:t>
-            </w:r>
-            <w:r>
-              <w:rPr>
-                <w:rFonts w:ascii="Aptos" w:hAnsi="Aptos" w:cs="Arial"/>
-                <w:sz w:val="18"/>
-                <w:szCs w:val="18"/>
-              </w:rPr>
-              <w:t xml:space="preserve"> ambiente de intranet.</w:t>
+              <w:t>Enviado a pruebas</w:t>
+            </w:r>
+            <w:r>
+              <w:rPr>
+                <w:rFonts w:ascii="Aptos" w:hAnsi="Aptos" w:cs="Arial"/>
+                <w:sz w:val="18"/>
+                <w:szCs w:val="18"/>
+              </w:rPr>
+              <w:t>:</w:t>
             </w:r>
           </w:p>
           <w:p>
@@ -2264,7 +2246,7 @@
         </w:tc>
         <w:tc>
           <w:tcPr>
-            <w:tcW w:w="2257" w:type="dxa"/>
+            <w:tcW w:w="2126" w:type="dxa"/>
           </w:tcPr>
           <w:p>
             <w:pPr>
@@ -2381,6 +2363,426 @@
                 <w:szCs w:val="18"/>
               </w:rPr>
             </w:pPr>
+            <w:r>
+              <w:rPr>
+                <w:rFonts w:ascii="Aptos" w:hAnsi="Aptos" w:cs="Arial"/>
+                <w:sz w:val="18"/>
+                <w:szCs w:val="18"/>
+                <w:lang w:val="es-ES"/>
+              </w:rPr>
+              <w:t>Hugo Alberto Riera Campos</w:t>
+            </w:r>
+          </w:p>
+        </w:tc>
+      </w:tr>
+      <w:tr>
+        <w:trPr>
+          <w:trHeight w:val="499"/>
+        </w:trPr>
+        <w:tc>
+          <w:tcPr>
+            <w:tcW w:w="1271" w:type="dxa"/>
+          </w:tcPr>
+          <w:p>
+            <w:pPr>
+              <w:jc w:val="both"/>
+              <w:rPr>
+                <w:rFonts w:ascii="Aptos" w:hAnsi="Aptos" w:cs="Arial"/>
+                <w:sz w:val="18"/>
+                <w:szCs w:val="18"/>
+              </w:rPr>
+            </w:pPr>
+            <w:r>
+              <w:rPr>
+                <w:rFonts w:ascii="Aptos" w:hAnsi="Aptos" w:cs="Arial"/>
+                <w:sz w:val="18"/>
+                <w:szCs w:val="18"/>
+              </w:rPr>
+              <w:t xml:space="preserve">Se realizó la transferencia de conocimiento al equipo del proyecto sobre el </w:t>
+            </w:r>
+            <w:r>
+              <w:rPr>
+                <w:rFonts w:ascii="Aptos" w:hAnsi="Aptos" w:cs="Arial"/>
+                <w:sz w:val="18"/>
+                <w:szCs w:val="18"/>
+              </w:rPr>
+              <w:t>s</w:t>
+            </w:r>
+            <w:r>
+              <w:rPr>
+                <w:rFonts w:ascii="Aptos" w:hAnsi="Aptos" w:cs="Arial"/>
+                <w:sz w:val="18"/>
+                <w:szCs w:val="18"/>
+              </w:rPr>
+              <w:t xml:space="preserve">istema de </w:t>
+            </w:r>
+            <w:r>
+              <w:rPr>
+                <w:rFonts w:ascii="Aptos" w:hAnsi="Aptos" w:cs="Arial"/>
+                <w:sz w:val="18"/>
+                <w:szCs w:val="18"/>
+              </w:rPr>
+              <w:t>g</w:t>
+            </w:r>
+            <w:r>
+              <w:rPr>
+                <w:rFonts w:ascii="Aptos" w:hAnsi="Aptos" w:cs="Arial"/>
+                <w:sz w:val="18"/>
+                <w:szCs w:val="18"/>
+              </w:rPr>
+              <w:t xml:space="preserve">estión de </w:t>
+            </w:r>
+            <w:r>
+              <w:rPr>
+                <w:rFonts w:ascii="Aptos" w:hAnsi="Aptos" w:cs="Arial"/>
+                <w:sz w:val="18"/>
+                <w:szCs w:val="18"/>
+              </w:rPr>
+              <w:t>a</w:t>
+            </w:r>
+            <w:r>
+              <w:rPr>
+                <w:rFonts w:ascii="Aptos" w:hAnsi="Aptos" w:cs="Arial"/>
+                <w:sz w:val="18"/>
+                <w:szCs w:val="18"/>
+              </w:rPr>
+              <w:t xml:space="preserve">nexos </w:t>
+            </w:r>
+            <w:r>
+              <w:rPr>
+                <w:rFonts w:ascii="Aptos" w:hAnsi="Aptos" w:cs="Arial"/>
+                <w:sz w:val="18"/>
+                <w:szCs w:val="18"/>
+              </w:rPr>
+              <w:t>con</w:t>
+            </w:r>
+            <w:r>
+              <w:rPr>
+                <w:rFonts w:ascii="Aptos" w:hAnsi="Aptos" w:cs="Arial"/>
+                <w:sz w:val="18"/>
+                <w:szCs w:val="18"/>
+              </w:rPr>
+              <w:t xml:space="preserve"> los siguientes temas:</w:t>
+            </w:r>
+          </w:p>
+          <w:p>
+            <w:pPr>
+              <w:numPr>
+                <w:ilvl w:val="0"/>
+                <w:numId w:val="3"/>
+              </w:numPr>
+              <w:tabs>
+                <w:tab w:val="num" w:pos="720"/>
+              </w:tabs>
+              <w:jc w:val="both"/>
+              <w:rPr>
+                <w:rFonts w:ascii="Aptos" w:hAnsi="Aptos" w:cs="Arial"/>
+                <w:sz w:val="18"/>
+                <w:szCs w:val="18"/>
+                <w:lang w:val="es-ES"/>
+              </w:rPr>
+            </w:pPr>
+            <w:r>
+              <w:rPr>
+                <w:rFonts w:ascii="Aptos" w:hAnsi="Aptos" w:cs="Arial"/>
+                <w:sz w:val="18"/>
+                <w:szCs w:val="18"/>
+              </w:rPr>
+              <w:t>Visión general del sistema</w:t>
+            </w:r>
+            <w:r>
+              <w:rPr>
+                <w:rFonts w:ascii="Aptos" w:hAnsi="Aptos" w:cs="Arial"/>
+                <w:sz w:val="18"/>
+                <w:szCs w:val="18"/>
+              </w:rPr>
+              <w:t>.</w:t>
+            </w:r>
+          </w:p>
+          <w:p>
+            <w:pPr>
+              <w:numPr>
+                <w:ilvl w:val="0"/>
+                <w:numId w:val="3"/>
+              </w:numPr>
+              <w:tabs>
+                <w:tab w:val="num" w:pos="720"/>
+              </w:tabs>
+              <w:jc w:val="both"/>
+              <w:rPr>
+                <w:rFonts w:ascii="Aptos" w:hAnsi="Aptos" w:cs="Arial"/>
+                <w:sz w:val="18"/>
+                <w:szCs w:val="18"/>
+                <w:lang w:val="es-ES"/>
+              </w:rPr>
+            </w:pPr>
+            <w:r>
+              <w:rPr>
+                <w:rFonts w:ascii="Aptos" w:hAnsi="Aptos" w:cs="Arial"/>
+                <w:sz w:val="18"/>
+                <w:szCs w:val="18"/>
+              </w:rPr>
+              <w:t>Arquitectura general del ecosistema</w:t>
+            </w:r>
+            <w:r>
+              <w:rPr>
+                <w:rFonts w:ascii="Aptos" w:hAnsi="Aptos" w:cs="Arial"/>
+                <w:sz w:val="18"/>
+                <w:szCs w:val="18"/>
+              </w:rPr>
+              <w:t>.</w:t>
+            </w:r>
+          </w:p>
+          <w:p>
+            <w:pPr>
+              <w:numPr>
+                <w:ilvl w:val="0"/>
+                <w:numId w:val="3"/>
+              </w:numPr>
+              <w:tabs>
+                <w:tab w:val="num" w:pos="720"/>
+              </w:tabs>
+              <w:jc w:val="both"/>
+              <w:rPr>
+                <w:rFonts w:ascii="Aptos" w:hAnsi="Aptos" w:cs="Arial"/>
+                <w:sz w:val="18"/>
+                <w:szCs w:val="18"/>
+                <w:lang w:val="es-ES"/>
+              </w:rPr>
+            </w:pPr>
+            <w:r>
+              <w:rPr>
+                <w:rFonts w:ascii="Aptos" w:hAnsi="Aptos" w:cs="Arial"/>
+                <w:sz w:val="18"/>
+                <w:szCs w:val="18"/>
+              </w:rPr>
+              <w:lastRenderedPageBreak/>
+              <w:t>Frontend: Core del sistema</w:t>
+            </w:r>
+            <w:r>
+              <w:rPr>
+                <w:rFonts w:ascii="Aptos" w:hAnsi="Aptos" w:cs="Arial"/>
+                <w:sz w:val="18"/>
+                <w:szCs w:val="18"/>
+              </w:rPr>
+              <w:t>.</w:t>
+            </w:r>
+          </w:p>
+          <w:p>
+            <w:pPr>
+              <w:numPr>
+                <w:ilvl w:val="0"/>
+                <w:numId w:val="3"/>
+              </w:numPr>
+              <w:tabs>
+                <w:tab w:val="num" w:pos="720"/>
+              </w:tabs>
+              <w:jc w:val="both"/>
+              <w:rPr>
+                <w:rFonts w:ascii="Aptos" w:hAnsi="Aptos" w:cs="Arial"/>
+                <w:sz w:val="18"/>
+                <w:szCs w:val="18"/>
+                <w:lang w:val="es-ES"/>
+              </w:rPr>
+            </w:pPr>
+            <w:r>
+              <w:rPr>
+                <w:rFonts w:ascii="Aptos" w:hAnsi="Aptos" w:cs="Arial"/>
+                <w:sz w:val="18"/>
+                <w:szCs w:val="18"/>
+              </w:rPr>
+              <w:t>Módulo de plantilla y aprobación (frontend y backend)</w:t>
+            </w:r>
+            <w:r>
+              <w:rPr>
+                <w:rFonts w:ascii="Aptos" w:hAnsi="Aptos" w:cs="Arial"/>
+                <w:sz w:val="18"/>
+                <w:szCs w:val="18"/>
+              </w:rPr>
+              <w:t>.</w:t>
+            </w:r>
+          </w:p>
+          <w:p>
+            <w:pPr>
+              <w:numPr>
+                <w:ilvl w:val="0"/>
+                <w:numId w:val="3"/>
+              </w:numPr>
+              <w:tabs>
+                <w:tab w:val="num" w:pos="720"/>
+              </w:tabs>
+              <w:jc w:val="both"/>
+              <w:rPr>
+                <w:rFonts w:ascii="Aptos" w:hAnsi="Aptos" w:cs="Arial"/>
+                <w:sz w:val="18"/>
+                <w:szCs w:val="18"/>
+                <w:lang w:val="es-ES"/>
+              </w:rPr>
+            </w:pPr>
+            <w:r>
+              <w:rPr>
+                <w:rFonts w:ascii="Aptos" w:hAnsi="Aptos" w:cs="Arial"/>
+                <w:sz w:val="18"/>
+                <w:szCs w:val="18"/>
+              </w:rPr>
+              <w:t>SSO, Keycloak y esquema bearer-only</w:t>
+            </w:r>
+            <w:r>
+              <w:rPr>
+                <w:rFonts w:ascii="Aptos" w:hAnsi="Aptos" w:cs="Arial"/>
+                <w:sz w:val="18"/>
+                <w:szCs w:val="18"/>
+              </w:rPr>
+              <w:t>.</w:t>
+            </w:r>
+          </w:p>
+          <w:p>
+            <w:pPr>
+              <w:jc w:val="both"/>
+              <w:rPr>
+                <w:rFonts w:ascii="Aptos" w:hAnsi="Aptos" w:cs="Arial"/>
+                <w:sz w:val="18"/>
+                <w:szCs w:val="18"/>
+              </w:rPr>
+            </w:pPr>
+          </w:p>
+        </w:tc>
+        <w:tc>
+          <w:tcPr>
+            <w:tcW w:w="1276" w:type="dxa"/>
+          </w:tcPr>
+          <w:p>
+            <w:pPr>
+              <w:jc w:val="both"/>
+              <w:rPr>
+                <w:rFonts w:ascii="Aptos" w:hAnsi="Aptos" w:cs="Arial"/>
+                <w:sz w:val="18"/>
+                <w:szCs w:val="18"/>
+              </w:rPr>
+            </w:pPr>
+            <w:r>
+              <w:rPr>
+                <w:rFonts w:ascii="Aptos" w:hAnsi="Aptos" w:cs="Arial"/>
+                <w:sz w:val="18"/>
+                <w:szCs w:val="18"/>
+              </w:rPr>
+              <w:lastRenderedPageBreak/>
+              <w:t>Finalizado</w:t>
+            </w:r>
+          </w:p>
+          <w:p>
+            <w:pPr>
+              <w:ind w:left="360"/>
+              <w:jc w:val="both"/>
+              <w:rPr>
+                <w:rFonts w:ascii="Aptos" w:hAnsi="Aptos" w:cs="Arial"/>
+                <w:sz w:val="18"/>
+                <w:szCs w:val="18"/>
+              </w:rPr>
+            </w:pPr>
+          </w:p>
+        </w:tc>
+        <w:tc>
+          <w:tcPr>
+            <w:tcW w:w="2126" w:type="dxa"/>
+          </w:tcPr>
+          <w:p>
+            <w:pPr>
+              <w:jc w:val="both"/>
+            </w:pPr>
+          </w:p>
+        </w:tc>
+        <w:tc>
+          <w:tcPr>
+            <w:tcW w:w="2082" w:type="dxa"/>
+          </w:tcPr>
+          <w:p>
+            <w:pPr>
+              <w:jc w:val="both"/>
+              <w:rPr>
+                <w:rFonts w:ascii="Aptos" w:hAnsi="Aptos" w:cs="Arial"/>
+                <w:sz w:val="18"/>
+                <w:szCs w:val="18"/>
+              </w:rPr>
+            </w:pPr>
+            <w:r>
+              <w:rPr>
+                <w:rFonts w:ascii="Aptos" w:hAnsi="Aptos" w:cs="Arial"/>
+                <w:sz w:val="18"/>
+                <w:szCs w:val="18"/>
+              </w:rPr>
+              <w:t xml:space="preserve">Karen Sofía Sevilla Amaya (Experto TI) </w:t>
+            </w:r>
+          </w:p>
+          <w:p>
+            <w:pPr>
+              <w:jc w:val="both"/>
+              <w:rPr>
+                <w:rFonts w:ascii="Aptos" w:hAnsi="Aptos" w:cs="Arial"/>
+                <w:sz w:val="18"/>
+                <w:szCs w:val="18"/>
+              </w:rPr>
+            </w:pPr>
+          </w:p>
+          <w:p>
+            <w:pPr>
+              <w:jc w:val="both"/>
+              <w:rPr>
+                <w:rFonts w:ascii="Aptos" w:hAnsi="Aptos" w:cs="Arial"/>
+                <w:sz w:val="18"/>
+                <w:szCs w:val="18"/>
+              </w:rPr>
+            </w:pPr>
+            <w:r>
+              <w:rPr>
+                <w:rFonts w:ascii="Aptos" w:hAnsi="Aptos" w:cs="Arial"/>
+                <w:sz w:val="18"/>
+                <w:szCs w:val="18"/>
+              </w:rPr>
+              <w:t>Dora Margarita Espinosa Flores (Supervisor)</w:t>
+            </w:r>
+          </w:p>
+        </w:tc>
+        <w:tc>
+          <w:tcPr>
+            <w:tcW w:w="1320" w:type="dxa"/>
+          </w:tcPr>
+          <w:p>
+            <w:pPr>
+              <w:jc w:val="both"/>
+              <w:rPr>
+                <w:rFonts w:ascii="Aptos" w:hAnsi="Aptos" w:cs="Arial"/>
+                <w:sz w:val="18"/>
+                <w:szCs w:val="18"/>
+                <w:lang w:val="es-ES"/>
+              </w:rPr>
+            </w:pPr>
+            <w:r>
+              <w:rPr>
+                <w:rFonts w:ascii="Aptos" w:hAnsi="Aptos" w:cs="Arial"/>
+                <w:sz w:val="18"/>
+                <w:szCs w:val="18"/>
+              </w:rPr>
+              <w:t xml:space="preserve">Entregado a: </w:t>
+            </w:r>
+          </w:p>
+          <w:p>
+            <w:pPr>
+              <w:jc w:val="both"/>
+              <w:rPr>
+                <w:rFonts w:ascii="Aptos" w:hAnsi="Aptos" w:cs="Arial"/>
+                <w:sz w:val="18"/>
+                <w:szCs w:val="18"/>
+              </w:rPr>
+            </w:pPr>
+            <w:r>
+              <w:rPr>
+                <w:rFonts w:ascii="Aptos" w:hAnsi="Aptos" w:cs="Arial"/>
+                <w:sz w:val="18"/>
+                <w:szCs w:val="18"/>
+              </w:rPr>
+              <w:t>Equipo del proyecto</w:t>
+            </w:r>
           </w:p>
         </w:tc>
       </w:tr>
@@ -2932,6 +3334,7 @@
           <w:sz w:val="20"/>
           <w:szCs w:val="20"/>
         </w:rPr>
+        <w:lastRenderedPageBreak/>
         <w:t>Nota:</w:t>
       </w:r>
       <w:r>
@@ -3400,7 +3803,7 @@
             </wp:anchor>
           </w:drawing>
         </mc:Choice>
-        <mc:Fallback xmlns:w16cei="http://schemas.microsoft.com/office/word/2026/wordml/cei">
+        <mc:Fallback>
           <w:pict>
             <v:shapetype w14:anchorId="1E0D7D77" id="_x0000_t202" coordsize="21600,21600" o:spt="202" path="m,l,21600r21600,l21600,xe">
               <v:stroke joinstyle="miter"/>
@@ -4303,11 +4706,154 @@
       </w:rPr>
     </w:lvl>
   </w:abstractNum>
+  <w:abstractNum w:abstractNumId="2" w15:restartNumberingAfterBreak="0">
+    <w:nsid w:val="6D2A40D3"/>
+    <w:multiLevelType w:val="hybridMultilevel"/>
+    <w:tmpl w:val="61B491F6"/>
+    <w:lvl w:ilvl="0" w:tplc="2D407FE4">
+      <w:start w:val="1"/>
+      <w:numFmt w:val="bullet"/>
+      <w:lvlText w:val="•"/>
+      <w:lvlJc w:val="left"/>
+      <w:pPr>
+        <w:tabs>
+          <w:tab w:val="num" w:pos="360"/>
+        </w:tabs>
+        <w:ind w:left="360" w:hanging="360"/>
+      </w:pPr>
+      <w:rPr>
+        <w:rFonts w:ascii="Arial" w:hAnsi="Arial" w:hint="default"/>
+      </w:rPr>
+    </w:lvl>
+    <w:lvl w:ilvl="1" w:tplc="C45A3F80" w:tentative="1">
+      <w:start w:val="1"/>
+      <w:numFmt w:val="bullet"/>
+      <w:lvlText w:val="•"/>
+      <w:lvlJc w:val="left"/>
+      <w:pPr>
+        <w:tabs>
+          <w:tab w:val="num" w:pos="1080"/>
+        </w:tabs>
+        <w:ind w:left="1080" w:hanging="360"/>
+      </w:pPr>
+      <w:rPr>
+        <w:rFonts w:ascii="Arial" w:hAnsi="Arial" w:hint="default"/>
+      </w:rPr>
+    </w:lvl>
+    <w:lvl w:ilvl="2" w:tplc="85BE3128" w:tentative="1">
+      <w:start w:val="1"/>
+      <w:numFmt w:val="bullet"/>
+      <w:lvlText w:val="•"/>
+      <w:lvlJc w:val="left"/>
+      <w:pPr>
+        <w:tabs>
+          <w:tab w:val="num" w:pos="1800"/>
+        </w:tabs>
+        <w:ind w:left="1800" w:hanging="360"/>
+      </w:pPr>
+      <w:rPr>
+        <w:rFonts w:ascii="Arial" w:hAnsi="Arial" w:hint="default"/>
+      </w:rPr>
+    </w:lvl>
+    <w:lvl w:ilvl="3" w:tplc="23A0174A" w:tentative="1">
+      <w:start w:val="1"/>
+      <w:numFmt w:val="bullet"/>
+      <w:lvlText w:val="•"/>
+      <w:lvlJc w:val="left"/>
+      <w:pPr>
+        <w:tabs>
+          <w:tab w:val="num" w:pos="2520"/>
+        </w:tabs>
+        <w:ind w:left="2520" w:hanging="360"/>
+      </w:pPr>
+      <w:rPr>
+        <w:rFonts w:ascii="Arial" w:hAnsi="Arial" w:hint="default"/>
+      </w:rPr>
+    </w:lvl>
+    <w:lvl w:ilvl="4" w:tplc="F2DA3CDE" w:tentative="1">
+      <w:start w:val="1"/>
+      <w:numFmt w:val="bullet"/>
+      <w:lvlText w:val="•"/>
+      <w:lvlJc w:val="left"/>
+      <w:pPr>
+        <w:tabs>
+          <w:tab w:val="num" w:pos="3240"/>
+        </w:tabs>
+        <w:ind w:left="3240" w:hanging="360"/>
+      </w:pPr>
+      <w:rPr>
+        <w:rFonts w:ascii="Arial" w:hAnsi="Arial" w:hint="default"/>
+      </w:rPr>
+    </w:lvl>
+    <w:lvl w:ilvl="5" w:tplc="87902118" w:tentative="1">
+      <w:start w:val="1"/>
+      <w:numFmt w:val="bullet"/>
+      <w:lvlText w:val="•"/>
+      <w:lvlJc w:val="left"/>
+      <w:pPr>
+        <w:tabs>
+          <w:tab w:val="num" w:pos="3960"/>
+        </w:tabs>
+        <w:ind w:left="3960" w:hanging="360"/>
+      </w:pPr>
+      <w:rPr>
+        <w:rFonts w:ascii="Arial" w:hAnsi="Arial" w:hint="default"/>
+      </w:rPr>
+    </w:lvl>
+    <w:lvl w:ilvl="6" w:tplc="F642C9E4" w:tentative="1">
+      <w:start w:val="1"/>
+      <w:numFmt w:val="bullet"/>
+      <w:lvlText w:val="•"/>
+      <w:lvlJc w:val="left"/>
+      <w:pPr>
+        <w:tabs>
+          <w:tab w:val="num" w:pos="4680"/>
+        </w:tabs>
+        <w:ind w:left="4680" w:hanging="360"/>
+      </w:pPr>
+      <w:rPr>
+        <w:rFonts w:ascii="Arial" w:hAnsi="Arial" w:hint="default"/>
+      </w:rPr>
+    </w:lvl>
+    <w:lvl w:ilvl="7" w:tplc="D28A9B4A" w:tentative="1">
+      <w:start w:val="1"/>
+      <w:numFmt w:val="bullet"/>
+      <w:lvlText w:val="•"/>
+      <w:lvlJc w:val="left"/>
+      <w:pPr>
+        <w:tabs>
+          <w:tab w:val="num" w:pos="5400"/>
+        </w:tabs>
+        <w:ind w:left="5400" w:hanging="360"/>
+      </w:pPr>
+      <w:rPr>
+        <w:rFonts w:ascii="Arial" w:hAnsi="Arial" w:hint="default"/>
+      </w:rPr>
+    </w:lvl>
+    <w:lvl w:ilvl="8" w:tplc="054A53B6" w:tentative="1">
+      <w:start w:val="1"/>
+      <w:numFmt w:val="bullet"/>
+      <w:lvlText w:val="•"/>
+      <w:lvlJc w:val="left"/>
+      <w:pPr>
+        <w:tabs>
+          <w:tab w:val="num" w:pos="6120"/>
+        </w:tabs>
+        <w:ind w:left="6120" w:hanging="360"/>
+      </w:pPr>
+      <w:rPr>
+        <w:rFonts w:ascii="Arial" w:hAnsi="Arial" w:hint="default"/>
+      </w:rPr>
+    </w:lvl>
+  </w:abstractNum>
   <w:num w:numId="1" w16cid:durableId="801769322">
     <w:abstractNumId w:val="1"/>
   </w:num>
   <w:num w:numId="2" w16cid:durableId="1806460075">
     <w:abstractNumId w:val="0"/>
+  </w:num>
+  <w:num w:numId="3" w16cid:durableId="1667323273">
+    <w:abstractNumId w:val="2"/>
   </w:num>
 </w:numbering>
 </file>
